--- a/docs/Вимоги до проєкту BreakFree_new.docx
+++ b/docs/Вимоги до проєкту BreakFree_new.docx
@@ -4858,24 +4858,65 @@
           <w:sz w:val="28"/>
           <w:szCs w:val="28"/>
         </w:rPr>
-        <w:t xml:space="preserve"> • Досягнення/бейджі (7 днів, 1 місяць, «Без зривів тиждень»</w:t>
-      </w:r>
-    </w:p>
-    <w:p>
-      <w:pPr>
-        <w:rPr>
-          <w:rFonts w:ascii="Times New Roman" w:hAnsi="Times New Roman" w:cs="Times New Roman"/>
-          <w:sz w:val="28"/>
-          <w:szCs w:val="28"/>
-        </w:rPr>
-      </w:pPr>
-      <w:r>
-        <w:rPr>
-          <w:rFonts w:ascii="Times New Roman" w:hAnsi="Times New Roman" w:cs="Times New Roman"/>
-          <w:sz w:val="28"/>
-          <w:szCs w:val="28"/>
-        </w:rPr>
-        <w:t xml:space="preserve"> • Кнопка: Експорт → D2.</w:t>
+        <w:t xml:space="preserve"> • Досягнення/бейджі</w:t>
+      </w:r>
+      <w:r>
+        <w:rPr>
+          <w:rFonts w:ascii="Times New Roman" w:hAnsi="Times New Roman" w:cs="Times New Roman"/>
+          <w:sz w:val="28"/>
+          <w:szCs w:val="28"/>
+          <w:lang w:val="en-US"/>
+        </w:rPr>
+        <w:t>:</w:t>
+      </w:r>
+      <w:r>
+        <w:rPr>
+          <w:rFonts w:ascii="Times New Roman" w:hAnsi="Times New Roman" w:cs="Times New Roman"/>
+          <w:sz w:val="28"/>
+          <w:szCs w:val="28"/>
+        </w:rPr>
+        <w:t xml:space="preserve"> 7 днів, 1 місяць, </w:t>
+      </w:r>
+      <w:r>
+        <w:rPr>
+          <w:rFonts w:ascii="Times New Roman" w:hAnsi="Times New Roman" w:cs="Times New Roman"/>
+          <w:sz w:val="28"/>
+          <w:szCs w:val="28"/>
+        </w:rPr>
+        <w:t xml:space="preserve"> 3 місяці</w:t>
+      </w:r>
+      <w:r>
+        <w:rPr>
+          <w:rFonts w:ascii="Times New Roman" w:hAnsi="Times New Roman" w:cs="Times New Roman"/>
+          <w:sz w:val="28"/>
+          <w:szCs w:val="28"/>
+        </w:rPr>
+        <w:t xml:space="preserve"> (без зривів)</w:t>
+      </w:r>
+    </w:p>
+    <w:p>
+      <w:pPr>
+        <w:rPr>
+          <w:rFonts w:ascii="Times New Roman" w:hAnsi="Times New Roman" w:cs="Times New Roman"/>
+          <w:sz w:val="28"/>
+          <w:szCs w:val="28"/>
+        </w:rPr>
+      </w:pPr>
+      <w:r>
+        <w:rPr>
+          <w:rFonts w:ascii="Times New Roman" w:hAnsi="Times New Roman" w:cs="Times New Roman"/>
+          <w:sz w:val="28"/>
+          <w:szCs w:val="28"/>
+        </w:rPr>
+        <w:t xml:space="preserve"> </w:t>
+      </w:r>
+      <w:r>
+        <w:rPr>
+          <w:rFonts w:ascii="Times New Roman" w:hAnsi="Times New Roman" w:cs="Times New Roman"/>
+          <w:sz w:val="28"/>
+          <w:szCs w:val="28"/>
+        </w:rPr>
+        <w:t>• Кнопка: Експорт → D2.</w:t>
       </w:r>
     </w:p>
     <w:p>
@@ -4895,9 +4936,9 @@
         </w:rPr>
         <w:lastRenderedPageBreak/>
         <w:drawing>
-          <wp:inline distT="0" distB="0" distL="0" distR="0" wp14:anchorId="3F1C4D21" wp14:editId="6C654AB0">
-            <wp:extent cx="4552950" cy="5555678"/>
-            <wp:effectExtent l="0" t="0" r="0" b="6985"/>
+          <wp:inline distT="0" distB="0" distL="0" distR="0" wp14:anchorId="3F1C4D21" wp14:editId="46DC7A0C">
+            <wp:extent cx="4561372" cy="5549669"/>
+            <wp:effectExtent l="0" t="0" r="0" b="635"/>
             <wp:docPr id="18" name="Рисунок 18"/>
             <wp:cNvGraphicFramePr>
               <a:graphicFrameLocks xmlns:a="http://schemas.openxmlformats.org/drawingml/2006/main" noChangeAspect="1"/>
@@ -4906,11 +4947,17 @@
               <a:graphicData uri="http://schemas.openxmlformats.org/drawingml/2006/picture">
                 <pic:pic xmlns:pic="http://schemas.openxmlformats.org/drawingml/2006/picture">
                   <pic:nvPicPr>
-                    <pic:cNvPr id="1" name=""/>
+                    <pic:cNvPr id="18" name="Рисунок 18"/>
                     <pic:cNvPicPr/>
                   </pic:nvPicPr>
                   <pic:blipFill>
-                    <a:blip r:embed="rId13"/>
+                    <a:blip r:embed="rId13">
+                      <a:extLst>
+                        <a:ext uri="{28A0092B-C50C-407E-A947-70E740481C1C}">
+                          <a14:useLocalDpi xmlns:a14="http://schemas.microsoft.com/office/drawing/2010/main" val="0"/>
+                        </a:ext>
+                      </a:extLst>
+                    </a:blip>
                     <a:stretch>
                       <a:fillRect/>
                     </a:stretch>
@@ -4918,7 +4965,7 @@
                   <pic:spPr>
                     <a:xfrm>
                       <a:off x="0" y="0"/>
-                      <a:ext cx="4561372" cy="5565955"/>
+                      <a:ext cx="4561372" cy="5549669"/>
                     </a:xfrm>
                     <a:prstGeom prst="rect">
                       <a:avLst/>
@@ -5972,9 +6019,9 @@
           <w:noProof/>
         </w:rPr>
         <w:drawing>
-          <wp:inline distT="0" distB="0" distL="0" distR="0" wp14:anchorId="6E2F3084" wp14:editId="20788947">
-            <wp:extent cx="3948352" cy="4131129"/>
-            <wp:effectExtent l="0" t="0" r="1905" b="0"/>
+          <wp:inline distT="0" distB="0" distL="0" distR="0" wp14:anchorId="6E2F3084" wp14:editId="7CC31306">
+            <wp:extent cx="3959926" cy="4143238"/>
+            <wp:effectExtent l="0" t="0" r="2540" b="0"/>
             <wp:docPr id="10" name="Рисунок 10"/>
             <wp:cNvGraphicFramePr>
               <a:graphicFrameLocks xmlns:a="http://schemas.openxmlformats.org/drawingml/2006/main" noChangeAspect="1"/>
@@ -5986,7 +6033,7 @@
                     <pic:cNvPr id="10" name="Рисунок 10"/>
                     <pic:cNvPicPr/>
                   </pic:nvPicPr>
-                  <pic:blipFill rotWithShape="1">
+                  <pic:blipFill>
                     <a:blip r:embed="rId18">
                       <a:extLst>
                         <a:ext uri="{28A0092B-C50C-407E-A947-70E740481C1C}">
@@ -5994,7 +6041,7 @@
                         </a:ext>
                       </a:extLst>
                     </a:blip>
-                    <a:srcRect l="4434" t="2892" r="8610" b="6126"/>
+                    <a:srcRect l="18204" r="18204"/>
                     <a:stretch>
                       <a:fillRect/>
                     </a:stretch>
@@ -6261,7 +6308,7 @@
           <w:noProof/>
         </w:rPr>
         <w:drawing>
-          <wp:inline distT="0" distB="0" distL="0" distR="0" wp14:anchorId="45D54B0C" wp14:editId="7CE09AB6">
+          <wp:inline distT="0" distB="0" distL="0" distR="0" wp14:anchorId="45D54B0C" wp14:editId="62BDC1EB">
             <wp:extent cx="3843117" cy="1877786"/>
             <wp:effectExtent l="0" t="0" r="5080" b="1905"/>
             <wp:docPr id="13" name="Рисунок 13"/>
@@ -7462,6 +7509,119 @@
 <file path=word/numbering.xml><?xml version="1.0" encoding="utf-8"?>
 <w:numbering xmlns:wpc="http://schemas.microsoft.com/office/word/2010/wordprocessingCanvas" xmlns:cx="http://schemas.microsoft.com/office/drawing/2014/chartex" xmlns:cx1="http://schemas.microsoft.com/office/drawing/2015/9/8/chartex" xmlns:cx2="http://schemas.microsoft.com/office/drawing/2015/10/21/chartex" xmlns:cx3="http://schemas.microsoft.com/office/drawing/2016/5/9/chartex" xmlns:cx4="http://schemas.microsoft.com/office/drawing/2016/5/10/chartex" xmlns:cx5="http://schemas.microsoft.com/office/drawing/2016/5/11/chartex" xmlns:cx6="http://schemas.microsoft.com/office/drawing/2016/5/12/chartex" xmlns:cx7="http://schemas.microsoft.com/office/drawing/2016/5/13/chartex" xmlns:cx8="http://schemas.microsoft.com/office/drawing/2016/5/14/chartex" xmlns:mc="http://schemas.openxmlformats.org/markup-compatibility/2006" xmlns:aink="http://schemas.microsoft.com/office/drawing/2016/ink" xmlns:am3d="http://schemas.microsoft.com/office/drawing/2017/model3d" xmlns:o="urn:schemas-microsoft-com:office:office" xmlns:oel="http://schemas.microsoft.com/office/2019/extlst" xmlns:r="http://schemas.openxmlformats.org/officeDocument/2006/relationships" xmlns:m="http://schemas.openxmlformats.org/officeDocument/2006/math" xmlns:v="urn:schemas-microsoft-com:vml" xmlns:wp14="http://schemas.microsoft.com/office/word/2010/wordprocessingDrawing" xmlns:wp="http://schemas.openxmlformats.org/drawingml/2006/wordprocessingDrawing" xmlns:w10="urn:schemas-microsoft-com:office:word" xmlns:w="http://schemas.openxmlformats.org/wordprocessingml/2006/main" xmlns:w14="http://schemas.microsoft.com/office/word/2010/wordml" xmlns:w15="http://schemas.microsoft.com/office/word/2012/wordml" xmlns:w16cex="http://schemas.microsoft.com/office/word/2018/wordml/cex" xmlns:w16cid="http://schemas.microsoft.com/office/word/2016/wordml/cid" xmlns:w16="http://schemas.microsoft.com/office/word/2018/wordml" xmlns:w16du="http://schemas.microsoft.com/office/word/2023/wordml/word16du" xmlns:w16sdtdh="http://schemas.microsoft.com/office/word/2020/wordml/sdtdatahash" xmlns:w16sdtfl="http://schemas.microsoft.com/office/word/2024/wordml/sdtformatlock" xmlns:w16se="http://schemas.microsoft.com/office/word/2015/wordml/symex" xmlns:wpg="http://schemas.microsoft.com/office/word/2010/wordprocessingGroup" xmlns:wpi="http://schemas.microsoft.com/office/word/2010/wordprocessingInk" xmlns:wne="http://schemas.microsoft.com/office/word/2006/wordml" xmlns:wps="http://schemas.microsoft.com/office/word/2010/wordprocessingShape" mc:Ignorable="w14 w15 w16se w16cid w16 w16cex w16sdtdh w16sdtfl w16du wp14">
   <w:abstractNum w:abstractNumId="0" w15:restartNumberingAfterBreak="0">
+    <w:nsid w:val="0E6F6898"/>
+    <w:multiLevelType w:val="hybridMultilevel"/>
+    <w:tmpl w:val="14F8AFEE"/>
+    <w:lvl w:ilvl="0" w:tplc="08090001">
+      <w:start w:val="1"/>
+      <w:numFmt w:val="bullet"/>
+      <w:lvlText w:val=""/>
+      <w:lvlJc w:val="left"/>
+      <w:pPr>
+        <w:ind w:left="720" w:hanging="360"/>
+      </w:pPr>
+      <w:rPr>
+        <w:rFonts w:ascii="Symbol" w:hAnsi="Symbol" w:hint="default"/>
+      </w:rPr>
+    </w:lvl>
+    <w:lvl w:ilvl="1" w:tplc="08090003" w:tentative="1">
+      <w:start w:val="1"/>
+      <w:numFmt w:val="bullet"/>
+      <w:lvlText w:val="o"/>
+      <w:lvlJc w:val="left"/>
+      <w:pPr>
+        <w:ind w:left="1440" w:hanging="360"/>
+      </w:pPr>
+      <w:rPr>
+        <w:rFonts w:ascii="Courier New" w:hAnsi="Courier New" w:cs="Courier New" w:hint="default"/>
+      </w:rPr>
+    </w:lvl>
+    <w:lvl w:ilvl="2" w:tplc="08090005" w:tentative="1">
+      <w:start w:val="1"/>
+      <w:numFmt w:val="bullet"/>
+      <w:lvlText w:val=""/>
+      <w:lvlJc w:val="left"/>
+      <w:pPr>
+        <w:ind w:left="2160" w:hanging="360"/>
+      </w:pPr>
+      <w:rPr>
+        <w:rFonts w:ascii="Wingdings" w:hAnsi="Wingdings" w:hint="default"/>
+      </w:rPr>
+    </w:lvl>
+    <w:lvl w:ilvl="3" w:tplc="08090001" w:tentative="1">
+      <w:start w:val="1"/>
+      <w:numFmt w:val="bullet"/>
+      <w:lvlText w:val=""/>
+      <w:lvlJc w:val="left"/>
+      <w:pPr>
+        <w:ind w:left="2880" w:hanging="360"/>
+      </w:pPr>
+      <w:rPr>
+        <w:rFonts w:ascii="Symbol" w:hAnsi="Symbol" w:hint="default"/>
+      </w:rPr>
+    </w:lvl>
+    <w:lvl w:ilvl="4" w:tplc="08090003" w:tentative="1">
+      <w:start w:val="1"/>
+      <w:numFmt w:val="bullet"/>
+      <w:lvlText w:val="o"/>
+      <w:lvlJc w:val="left"/>
+      <w:pPr>
+        <w:ind w:left="3600" w:hanging="360"/>
+      </w:pPr>
+      <w:rPr>
+        <w:rFonts w:ascii="Courier New" w:hAnsi="Courier New" w:cs="Courier New" w:hint="default"/>
+      </w:rPr>
+    </w:lvl>
+    <w:lvl w:ilvl="5" w:tplc="08090005" w:tentative="1">
+      <w:start w:val="1"/>
+      <w:numFmt w:val="bullet"/>
+      <w:lvlText w:val=""/>
+      <w:lvlJc w:val="left"/>
+      <w:pPr>
+        <w:ind w:left="4320" w:hanging="360"/>
+      </w:pPr>
+      <w:rPr>
+        <w:rFonts w:ascii="Wingdings" w:hAnsi="Wingdings" w:hint="default"/>
+      </w:rPr>
+    </w:lvl>
+    <w:lvl w:ilvl="6" w:tplc="08090001" w:tentative="1">
+      <w:start w:val="1"/>
+      <w:numFmt w:val="bullet"/>
+      <w:lvlText w:val=""/>
+      <w:lvlJc w:val="left"/>
+      <w:pPr>
+        <w:ind w:left="5040" w:hanging="360"/>
+      </w:pPr>
+      <w:rPr>
+        <w:rFonts w:ascii="Symbol" w:hAnsi="Symbol" w:hint="default"/>
+      </w:rPr>
+    </w:lvl>
+    <w:lvl w:ilvl="7" w:tplc="08090003" w:tentative="1">
+      <w:start w:val="1"/>
+      <w:numFmt w:val="bullet"/>
+      <w:lvlText w:val="o"/>
+      <w:lvlJc w:val="left"/>
+      <w:pPr>
+        <w:ind w:left="5760" w:hanging="360"/>
+      </w:pPr>
+      <w:rPr>
+        <w:rFonts w:ascii="Courier New" w:hAnsi="Courier New" w:cs="Courier New" w:hint="default"/>
+      </w:rPr>
+    </w:lvl>
+    <w:lvl w:ilvl="8" w:tplc="08090005" w:tentative="1">
+      <w:start w:val="1"/>
+      <w:numFmt w:val="bullet"/>
+      <w:lvlText w:val=""/>
+      <w:lvlJc w:val="left"/>
+      <w:pPr>
+        <w:ind w:left="6480" w:hanging="360"/>
+      </w:pPr>
+      <w:rPr>
+        <w:rFonts w:ascii="Wingdings" w:hAnsi="Wingdings" w:hint="default"/>
+      </w:rPr>
+    </w:lvl>
+  </w:abstractNum>
+  <w:abstractNum w:abstractNumId="1" w15:restartNumberingAfterBreak="0">
     <w:nsid w:val="0F027D45"/>
     <w:multiLevelType w:val="multilevel"/>
     <w:tmpl w:val="29C281FE"/>
@@ -7610,7 +7770,7 @@
       </w:rPr>
     </w:lvl>
   </w:abstractNum>
-  <w:abstractNum w:abstractNumId="1" w15:restartNumberingAfterBreak="0">
+  <w:abstractNum w:abstractNumId="2" w15:restartNumberingAfterBreak="0">
     <w:nsid w:val="220310DD"/>
     <w:multiLevelType w:val="multilevel"/>
     <w:tmpl w:val="66346D8C"/>
@@ -7759,7 +7919,7 @@
       </w:rPr>
     </w:lvl>
   </w:abstractNum>
-  <w:abstractNum w:abstractNumId="2" w15:restartNumberingAfterBreak="0">
+  <w:abstractNum w:abstractNumId="3" w15:restartNumberingAfterBreak="0">
     <w:nsid w:val="23D37D7E"/>
     <w:multiLevelType w:val="hybridMultilevel"/>
     <w:tmpl w:val="D5E6759A"/>
@@ -7872,7 +8032,7 @@
       </w:rPr>
     </w:lvl>
   </w:abstractNum>
-  <w:abstractNum w:abstractNumId="3" w15:restartNumberingAfterBreak="0">
+  <w:abstractNum w:abstractNumId="4" w15:restartNumberingAfterBreak="0">
     <w:nsid w:val="260D0B55"/>
     <w:multiLevelType w:val="multilevel"/>
     <w:tmpl w:val="DDA6C00A"/>
@@ -8021,7 +8181,7 @@
       </w:rPr>
     </w:lvl>
   </w:abstractNum>
-  <w:abstractNum w:abstractNumId="4" w15:restartNumberingAfterBreak="0">
+  <w:abstractNum w:abstractNumId="5" w15:restartNumberingAfterBreak="0">
     <w:nsid w:val="369B2398"/>
     <w:multiLevelType w:val="multilevel"/>
     <w:tmpl w:val="88A0C530"/>
@@ -8170,7 +8330,7 @@
       </w:rPr>
     </w:lvl>
   </w:abstractNum>
-  <w:abstractNum w:abstractNumId="5" w15:restartNumberingAfterBreak="0">
+  <w:abstractNum w:abstractNumId="6" w15:restartNumberingAfterBreak="0">
     <w:nsid w:val="37C66E13"/>
     <w:multiLevelType w:val="hybridMultilevel"/>
     <w:tmpl w:val="60DC5D2E"/>
@@ -8283,7 +8443,7 @@
       </w:rPr>
     </w:lvl>
   </w:abstractNum>
-  <w:abstractNum w:abstractNumId="6" w15:restartNumberingAfterBreak="0">
+  <w:abstractNum w:abstractNumId="7" w15:restartNumberingAfterBreak="0">
     <w:nsid w:val="3AFF7659"/>
     <w:multiLevelType w:val="multilevel"/>
     <w:tmpl w:val="1ACA0026"/>
@@ -8400,7 +8560,7 @@
       </w:pPr>
     </w:lvl>
   </w:abstractNum>
-  <w:abstractNum w:abstractNumId="7" w15:restartNumberingAfterBreak="0">
+  <w:abstractNum w:abstractNumId="8" w15:restartNumberingAfterBreak="0">
     <w:nsid w:val="4EB70B25"/>
     <w:multiLevelType w:val="multilevel"/>
     <w:tmpl w:val="7654F2C2"/>
@@ -8549,7 +8709,7 @@
       </w:rPr>
     </w:lvl>
   </w:abstractNum>
-  <w:abstractNum w:abstractNumId="8" w15:restartNumberingAfterBreak="0">
+  <w:abstractNum w:abstractNumId="9" w15:restartNumberingAfterBreak="0">
     <w:nsid w:val="54785861"/>
     <w:multiLevelType w:val="multilevel"/>
     <w:tmpl w:val="8F680DDE"/>
@@ -8698,7 +8858,7 @@
       </w:rPr>
     </w:lvl>
   </w:abstractNum>
-  <w:abstractNum w:abstractNumId="9" w15:restartNumberingAfterBreak="0">
+  <w:abstractNum w:abstractNumId="10" w15:restartNumberingAfterBreak="0">
     <w:nsid w:val="5D696247"/>
     <w:multiLevelType w:val="multilevel"/>
     <w:tmpl w:val="3146B69C"/>
@@ -8847,7 +9007,7 @@
       </w:rPr>
     </w:lvl>
   </w:abstractNum>
-  <w:abstractNum w:abstractNumId="10" w15:restartNumberingAfterBreak="0">
+  <w:abstractNum w:abstractNumId="11" w15:restartNumberingAfterBreak="0">
     <w:nsid w:val="6A4074B3"/>
     <w:multiLevelType w:val="multilevel"/>
     <w:tmpl w:val="770C762E"/>
@@ -8964,7 +9124,7 @@
       </w:pPr>
     </w:lvl>
   </w:abstractNum>
-  <w:abstractNum w:abstractNumId="11" w15:restartNumberingAfterBreak="0">
+  <w:abstractNum w:abstractNumId="12" w15:restartNumberingAfterBreak="0">
     <w:nsid w:val="6D0A784B"/>
     <w:multiLevelType w:val="multilevel"/>
     <w:tmpl w:val="591E4EA6"/>
@@ -9113,7 +9273,7 @@
       </w:rPr>
     </w:lvl>
   </w:abstractNum>
-  <w:abstractNum w:abstractNumId="12" w15:restartNumberingAfterBreak="0">
+  <w:abstractNum w:abstractNumId="13" w15:restartNumberingAfterBreak="0">
     <w:nsid w:val="76FF6615"/>
     <w:multiLevelType w:val="multilevel"/>
     <w:tmpl w:val="F17E03AC"/>
@@ -9262,7 +9422,7 @@
       </w:rPr>
     </w:lvl>
   </w:abstractNum>
-  <w:abstractNum w:abstractNumId="13" w15:restartNumberingAfterBreak="0">
+  <w:abstractNum w:abstractNumId="14" w15:restartNumberingAfterBreak="0">
     <w:nsid w:val="7D8D4E2B"/>
     <w:multiLevelType w:val="multilevel"/>
     <w:tmpl w:val="078E465E"/>
@@ -9412,46 +9572,49 @@
     </w:lvl>
   </w:abstractNum>
   <w:num w:numId="1" w16cid:durableId="1534421995">
-    <w:abstractNumId w:val="0"/>
+    <w:abstractNumId w:val="1"/>
   </w:num>
   <w:num w:numId="2" w16cid:durableId="1137528232">
+    <w:abstractNumId w:val="6"/>
+  </w:num>
+  <w:num w:numId="3" w16cid:durableId="1127552794">
+    <w:abstractNumId w:val="3"/>
+  </w:num>
+  <w:num w:numId="4" w16cid:durableId="152526092">
+    <w:abstractNumId w:val="13"/>
+  </w:num>
+  <w:num w:numId="5" w16cid:durableId="234052412">
+    <w:abstractNumId w:val="4"/>
+  </w:num>
+  <w:num w:numId="6" w16cid:durableId="57628560">
+    <w:abstractNumId w:val="10"/>
+  </w:num>
+  <w:num w:numId="7" w16cid:durableId="599602971">
+    <w:abstractNumId w:val="14"/>
+  </w:num>
+  <w:num w:numId="8" w16cid:durableId="1320772273">
+    <w:abstractNumId w:val="12"/>
+  </w:num>
+  <w:num w:numId="9" w16cid:durableId="1139225295">
+    <w:abstractNumId w:val="8"/>
+  </w:num>
+  <w:num w:numId="10" w16cid:durableId="1786264630">
+    <w:abstractNumId w:val="9"/>
+  </w:num>
+  <w:num w:numId="11" w16cid:durableId="1484274669">
     <w:abstractNumId w:val="5"/>
   </w:num>
-  <w:num w:numId="3" w16cid:durableId="1127552794">
+  <w:num w:numId="12" w16cid:durableId="333462582">
     <w:abstractNumId w:val="2"/>
   </w:num>
-  <w:num w:numId="4" w16cid:durableId="152526092">
-    <w:abstractNumId w:val="12"/>
+  <w:num w:numId="13" w16cid:durableId="393091806">
+    <w:abstractNumId w:val="7"/>
   </w:num>
-  <w:num w:numId="5" w16cid:durableId="234052412">
-    <w:abstractNumId w:val="3"/>
-  </w:num>
-  <w:num w:numId="6" w16cid:durableId="57628560">
-    <w:abstractNumId w:val="9"/>
-  </w:num>
-  <w:num w:numId="7" w16cid:durableId="599602971">
-    <w:abstractNumId w:val="13"/>
-  </w:num>
-  <w:num w:numId="8" w16cid:durableId="1320772273">
+  <w:num w:numId="14" w16cid:durableId="2068795531">
     <w:abstractNumId w:val="11"/>
   </w:num>
-  <w:num w:numId="9" w16cid:durableId="1139225295">
-    <w:abstractNumId w:val="7"/>
-  </w:num>
-  <w:num w:numId="10" w16cid:durableId="1786264630">
-    <w:abstractNumId w:val="8"/>
-  </w:num>
-  <w:num w:numId="11" w16cid:durableId="1484274669">
-    <w:abstractNumId w:val="4"/>
-  </w:num>
-  <w:num w:numId="12" w16cid:durableId="333462582">
-    <w:abstractNumId w:val="1"/>
-  </w:num>
-  <w:num w:numId="13" w16cid:durableId="393091806">
-    <w:abstractNumId w:val="6"/>
-  </w:num>
-  <w:num w:numId="14" w16cid:durableId="2068795531">
-    <w:abstractNumId w:val="10"/>
+  <w:num w:numId="15" w16cid:durableId="2080521400">
+    <w:abstractNumId w:val="0"/>
   </w:num>
 </w:numbering>
 </file>

--- a/docs/Вимоги до проєкту BreakFree_new.docx
+++ b/docs/Вимоги до проєкту BreakFree_new.docx
@@ -20,27 +20,7 @@
           <w:sz w:val="40"/>
           <w:szCs w:val="40"/>
         </w:rPr>
-        <w:t xml:space="preserve">Вимоги до </w:t>
-      </w:r>
-      <w:proofErr w:type="spellStart"/>
-      <w:r>
-        <w:rPr>
-          <w:rFonts w:ascii="Times New Roman" w:hAnsi="Times New Roman" w:cs="Times New Roman"/>
-          <w:color w:val="000000" w:themeColor="text1"/>
-          <w:sz w:val="40"/>
-          <w:szCs w:val="40"/>
-        </w:rPr>
-        <w:t>проєкту</w:t>
-      </w:r>
-      <w:proofErr w:type="spellEnd"/>
-      <w:r>
-        <w:rPr>
-          <w:rFonts w:ascii="Times New Roman" w:hAnsi="Times New Roman" w:cs="Times New Roman"/>
-          <w:color w:val="000000" w:themeColor="text1"/>
-          <w:sz w:val="40"/>
-          <w:szCs w:val="40"/>
-        </w:rPr>
-        <w:t xml:space="preserve"> </w:t>
+        <w:t xml:space="preserve">Вимоги до проєкту </w:t>
       </w:r>
       <w:proofErr w:type="spellStart"/>
       <w:r>
@@ -2378,10 +2358,179 @@
           <w:szCs w:val="24"/>
           <w:lang w:eastAsia="uk-UA"/>
         </w:rPr>
+        <mc:AlternateContent>
+          <mc:Choice Requires="wps">
+            <w:drawing>
+              <wp:anchor distT="0" distB="0" distL="114300" distR="114300" simplePos="0" relativeHeight="251660288" behindDoc="0" locked="0" layoutInCell="1" allowOverlap="1" wp14:anchorId="06C1CE43" wp14:editId="204C611A">
+                <wp:simplePos x="0" y="0"/>
+                <wp:positionH relativeFrom="column">
+                  <wp:posOffset>4538345</wp:posOffset>
+                </wp:positionH>
+                <wp:positionV relativeFrom="paragraph">
+                  <wp:posOffset>2771995</wp:posOffset>
+                </wp:positionV>
+                <wp:extent cx="211455" cy="242957"/>
+                <wp:effectExtent l="0" t="0" r="17145" b="11430"/>
+                <wp:wrapNone/>
+                <wp:docPr id="622326663" name="Text Box 26"/>
+                <wp:cNvGraphicFramePr/>
+                <a:graphic xmlns:a="http://schemas.openxmlformats.org/drawingml/2006/main">
+                  <a:graphicData uri="http://schemas.microsoft.com/office/word/2010/wordprocessingShape">
+                    <wps:wsp>
+                      <wps:cNvSpPr txBox="1"/>
+                      <wps:spPr>
+                        <a:xfrm>
+                          <a:off x="0" y="0"/>
+                          <a:ext cx="211455" cy="242957"/>
+                        </a:xfrm>
+                        <a:prstGeom prst="rect">
+                          <a:avLst/>
+                        </a:prstGeom>
+                        <a:solidFill>
+                          <a:srgbClr val="FFFFFF"/>
+                        </a:solidFill>
+                        <a:ln w="6350">
+                          <a:solidFill>
+                            <a:srgbClr val="FFFFFF"/>
+                          </a:solidFill>
+                        </a:ln>
+                      </wps:spPr>
+                      <wps:txbx>
+                        <w:txbxContent>
+                          <w:p>
+                            <w:r>
+                              <w:t>і</w:t>
+                            </w:r>
+                          </w:p>
+                        </w:txbxContent>
+                      </wps:txbx>
+                      <wps:bodyPr rot="0" spcFirstLastPara="0" vertOverflow="overflow" horzOverflow="overflow" vert="horz" wrap="square" lIns="91440" tIns="45720" rIns="91440" bIns="45720" numCol="1" spcCol="0" rtlCol="0" fromWordArt="0" anchor="t" anchorCtr="0" forceAA="0" compatLnSpc="1">
+                        <a:prstTxWarp prst="textNoShape">
+                          <a:avLst/>
+                        </a:prstTxWarp>
+                        <a:noAutofit/>
+                      </wps:bodyPr>
+                    </wps:wsp>
+                  </a:graphicData>
+                </a:graphic>
+                <wp14:sizeRelV relativeFrom="margin">
+                  <wp14:pctHeight>0</wp14:pctHeight>
+                </wp14:sizeRelV>
+              </wp:anchor>
+            </w:drawing>
+          </mc:Choice>
+          <mc:Fallback>
+            <w:pict>
+              <v:shapetype w14:anchorId="06C1CE43" id="_x0000_t202" coordsize="21600,21600" o:spt="202" path="m,l,21600r21600,l21600,xe">
+                <v:stroke joinstyle="miter"/>
+                <v:path gradientshapeok="t" o:connecttype="rect"/>
+              </v:shapetype>
+              <v:shape id="Text Box 26" o:spid="_x0000_s1026" type="#_x0000_t202" style="position:absolute;left:0;text-align:left;margin-left:357.35pt;margin-top:218.25pt;width:16.65pt;height:19.15pt;z-index:251660288;visibility:visible;mso-wrap-style:square;mso-height-percent:0;mso-wrap-distance-left:9pt;mso-wrap-distance-top:0;mso-wrap-distance-right:9pt;mso-wrap-distance-bottom:0;mso-position-horizontal:absolute;mso-position-horizontal-relative:text;mso-position-vertical:absolute;mso-position-vertical-relative:text;mso-height-percent:0;mso-height-relative:margin;v-text-anchor:top" o:gfxdata="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" strokecolor="white" strokeweight=".5pt">
+                <v:textbox>
+                  <w:txbxContent>
+                    <w:p>
+                      <w:r>
+                        <w:t>і</w:t>
+                      </w:r>
+                    </w:p>
+                  </w:txbxContent>
+                </v:textbox>
+              </v:shape>
+            </w:pict>
+          </mc:Fallback>
+        </mc:AlternateContent>
+      </w:r>
+      <w:r>
+        <w:rPr>
+          <w:rFonts w:ascii="Times New Roman" w:eastAsia="Times New Roman" w:hAnsi="Times New Roman" w:cs="Times New Roman"/>
+          <w:noProof/>
+          <w:sz w:val="24"/>
+          <w:szCs w:val="24"/>
+          <w:lang w:eastAsia="uk-UA"/>
+        </w:rPr>
+        <mc:AlternateContent>
+          <mc:Choice Requires="wps">
+            <w:drawing>
+              <wp:anchor distT="0" distB="0" distL="114300" distR="114300" simplePos="0" relativeHeight="251659264" behindDoc="0" locked="0" layoutInCell="1" allowOverlap="1" wp14:anchorId="0E4801A9" wp14:editId="0AFB2ECA">
+                <wp:simplePos x="0" y="0"/>
+                <wp:positionH relativeFrom="column">
+                  <wp:posOffset>4538345</wp:posOffset>
+                </wp:positionH>
+                <wp:positionV relativeFrom="paragraph">
+                  <wp:posOffset>2838450</wp:posOffset>
+                </wp:positionV>
+                <wp:extent cx="212034" cy="150192"/>
+                <wp:effectExtent l="0" t="0" r="4445" b="2540"/>
+                <wp:wrapNone/>
+                <wp:docPr id="583658762" name="Rectangle 24"/>
+                <wp:cNvGraphicFramePr/>
+                <a:graphic xmlns:a="http://schemas.openxmlformats.org/drawingml/2006/main">
+                  <a:graphicData uri="http://schemas.microsoft.com/office/word/2010/wordprocessingShape">
+                    <wps:wsp>
+                      <wps:cNvSpPr/>
+                      <wps:spPr>
+                        <a:xfrm>
+                          <a:off x="0" y="0"/>
+                          <a:ext cx="212034" cy="150192"/>
+                        </a:xfrm>
+                        <a:prstGeom prst="rect">
+                          <a:avLst/>
+                        </a:prstGeom>
+                        <a:solidFill>
+                          <a:srgbClr val="FFFFFF"/>
+                        </a:solidFill>
+                        <a:ln>
+                          <a:noFill/>
+                        </a:ln>
+                        <a:effectLst/>
+                      </wps:spPr>
+                      <wps:style>
+                        <a:lnRef idx="3">
+                          <a:schemeClr val="lt1"/>
+                        </a:lnRef>
+                        <a:fillRef idx="1">
+                          <a:schemeClr val="dk1"/>
+                        </a:fillRef>
+                        <a:effectRef idx="1">
+                          <a:schemeClr val="dk1"/>
+                        </a:effectRef>
+                        <a:fontRef idx="minor">
+                          <a:schemeClr val="lt1"/>
+                        </a:fontRef>
+                      </wps:style>
+                      <wps:bodyPr rot="0" spcFirstLastPara="0" vertOverflow="overflow" horzOverflow="overflow" vert="horz" wrap="square" lIns="90000" tIns="45720" rIns="91440" bIns="45720" numCol="1" spcCol="0" rtlCol="0" fromWordArt="0" anchor="ctr" anchorCtr="0" forceAA="0" compatLnSpc="1">
+                        <a:prstTxWarp prst="textNoShape">
+                          <a:avLst/>
+                        </a:prstTxWarp>
+                        <a:noAutofit/>
+                      </wps:bodyPr>
+                    </wps:wsp>
+                  </a:graphicData>
+                </a:graphic>
+              </wp:anchor>
+            </w:drawing>
+          </mc:Choice>
+          <mc:Fallback>
+            <w:pict>
+              <v:rect w14:anchorId="62CA3D77" id="Rectangle 24" o:spid="_x0000_s1026" style="position:absolute;margin-left:357.35pt;margin-top:223.5pt;width:16.7pt;height:11.85pt;z-index:251659264;visibility:visible;mso-wrap-style:square;mso-wrap-distance-left:9pt;mso-wrap-distance-top:0;mso-wrap-distance-right:9pt;mso-wrap-distance-bottom:0;mso-position-horizontal:absolute;mso-position-horizontal-relative:text;mso-position-vertical:absolute;mso-position-vertical-relative:text;v-text-anchor:middle" o:gfxdata="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" stroked="f" strokeweight="1.5pt">
+                <v:textbox inset="2.5mm"/>
+              </v:rect>
+            </w:pict>
+          </mc:Fallback>
+        </mc:AlternateContent>
+      </w:r>
+      <w:r>
+        <w:rPr>
+          <w:rFonts w:ascii="Times New Roman" w:eastAsia="Times New Roman" w:hAnsi="Times New Roman" w:cs="Times New Roman"/>
+          <w:noProof/>
+          <w:sz w:val="24"/>
+          <w:szCs w:val="24"/>
+          <w:lang w:eastAsia="uk-UA"/>
+        </w:rPr>
         <w:drawing>
-          <wp:inline distT="0" distB="0" distL="0" distR="0" wp14:anchorId="2F85C2C3" wp14:editId="3272E3CD">
+          <wp:inline distT="0" distB="0" distL="0" distR="0" wp14:anchorId="2F85C2C3" wp14:editId="3F90D28E">
             <wp:extent cx="5100856" cy="7781925"/>
-            <wp:effectExtent l="0" t="0" r="5080" b="0"/>
+            <wp:effectExtent l="0" t="0" r="5080" b="3175"/>
             <wp:docPr id="8" name="Рисунок 8"/>
             <wp:cNvGraphicFramePr>
               <a:graphicFrameLocks xmlns:a="http://schemas.openxmlformats.org/drawingml/2006/main" noChangeAspect="1"/>
@@ -2396,7 +2545,7 @@
                     </pic:cNvPicPr>
                   </pic:nvPicPr>
                   <pic:blipFill>
-                    <a:blip r:embed="rId5">
+                    <a:blip r:embed="rId6">
                       <a:extLst>
                         <a:ext uri="{28A0092B-C50C-407E-A947-70E740481C1C}">
                           <a14:useLocalDpi xmlns:a14="http://schemas.microsoft.com/office/drawing/2010/main" val="0"/>
@@ -2821,7 +2970,7 @@
                     <pic:cNvPicPr/>
                   </pic:nvPicPr>
                   <pic:blipFill>
-                    <a:blip r:embed="rId6"/>
+                    <a:blip r:embed="rId7"/>
                     <a:stretch>
                       <a:fillRect/>
                     </a:stretch>
@@ -3121,520 +3270,6 @@
             <wp:extent cx="4505960" cy="4347856"/>
             <wp:effectExtent l="0" t="0" r="8890" b="0"/>
             <wp:docPr id="4" name="Рисунок 4"/>
-            <wp:cNvGraphicFramePr>
-              <a:graphicFrameLocks xmlns:a="http://schemas.openxmlformats.org/drawingml/2006/main" noChangeAspect="1"/>
-            </wp:cNvGraphicFramePr>
-            <a:graphic xmlns:a="http://schemas.openxmlformats.org/drawingml/2006/main">
-              <a:graphicData uri="http://schemas.openxmlformats.org/drawingml/2006/picture">
-                <pic:pic xmlns:pic="http://schemas.openxmlformats.org/drawingml/2006/picture">
-                  <pic:nvPicPr>
-                    <pic:cNvPr id="1" name=""/>
-                    <pic:cNvPicPr/>
-                  </pic:nvPicPr>
-                  <pic:blipFill>
-                    <a:blip r:embed="rId7"/>
-                    <a:stretch>
-                      <a:fillRect/>
-                    </a:stretch>
-                  </pic:blipFill>
-                  <pic:spPr>
-                    <a:xfrm>
-                      <a:off x="0" y="0"/>
-                      <a:ext cx="4505960" cy="4347856"/>
-                    </a:xfrm>
-                    <a:prstGeom prst="rect">
-                      <a:avLst/>
-                    </a:prstGeom>
-                  </pic:spPr>
-                </pic:pic>
-              </a:graphicData>
-            </a:graphic>
-          </wp:inline>
-        </w:drawing>
-      </w:r>
-    </w:p>
-    <w:p>
-      <w:pPr>
-        <w:jc w:val="center"/>
-      </w:pPr>
-    </w:p>
-    <w:p>
-      <w:pPr>
-        <w:jc w:val="center"/>
-      </w:pPr>
-    </w:p>
-    <w:p>
-      <w:pPr>
-        <w:rPr>
-          <w:rFonts w:ascii="Times New Roman" w:hAnsi="Times New Roman" w:cs="Times New Roman"/>
-          <w:b/>
-          <w:bCs/>
-          <w:sz w:val="32"/>
-          <w:szCs w:val="32"/>
-        </w:rPr>
-      </w:pPr>
-    </w:p>
-    <w:p>
-      <w:pPr>
-        <w:rPr>
-          <w:rFonts w:ascii="Times New Roman" w:hAnsi="Times New Roman" w:cs="Times New Roman"/>
-          <w:b/>
-          <w:bCs/>
-          <w:sz w:val="32"/>
-          <w:szCs w:val="32"/>
-        </w:rPr>
-      </w:pPr>
-    </w:p>
-    <w:p>
-      <w:pPr>
-        <w:rPr>
-          <w:rFonts w:ascii="Times New Roman" w:hAnsi="Times New Roman" w:cs="Times New Roman"/>
-          <w:b/>
-          <w:bCs/>
-          <w:sz w:val="32"/>
-          <w:szCs w:val="32"/>
-        </w:rPr>
-      </w:pPr>
-    </w:p>
-    <w:p>
-      <w:pPr>
-        <w:rPr>
-          <w:rFonts w:ascii="Times New Roman" w:hAnsi="Times New Roman" w:cs="Times New Roman"/>
-          <w:b/>
-          <w:bCs/>
-          <w:sz w:val="32"/>
-          <w:szCs w:val="32"/>
-        </w:rPr>
-      </w:pPr>
-    </w:p>
-    <w:p>
-      <w:pPr>
-        <w:rPr>
-          <w:rFonts w:ascii="Times New Roman" w:hAnsi="Times New Roman" w:cs="Times New Roman"/>
-          <w:b/>
-          <w:bCs/>
-          <w:sz w:val="32"/>
-          <w:szCs w:val="32"/>
-        </w:rPr>
-      </w:pPr>
-    </w:p>
-    <w:p>
-      <w:pPr>
-        <w:rPr>
-          <w:rFonts w:ascii="Times New Roman" w:hAnsi="Times New Roman" w:cs="Times New Roman"/>
-          <w:b/>
-          <w:bCs/>
-          <w:sz w:val="32"/>
-          <w:szCs w:val="32"/>
-        </w:rPr>
-      </w:pPr>
-    </w:p>
-    <w:p>
-      <w:pPr>
-        <w:rPr>
-          <w:rFonts w:ascii="Times New Roman" w:hAnsi="Times New Roman" w:cs="Times New Roman"/>
-          <w:b/>
-          <w:bCs/>
-          <w:sz w:val="32"/>
-          <w:szCs w:val="32"/>
-        </w:rPr>
-      </w:pPr>
-    </w:p>
-    <w:p>
-      <w:pPr>
-        <w:rPr>
-          <w:rFonts w:ascii="Times New Roman" w:hAnsi="Times New Roman" w:cs="Times New Roman"/>
-          <w:b/>
-          <w:bCs/>
-          <w:sz w:val="32"/>
-          <w:szCs w:val="32"/>
-        </w:rPr>
-      </w:pPr>
-      <w:r>
-        <w:rPr>
-          <w:rFonts w:ascii="Times New Roman" w:hAnsi="Times New Roman" w:cs="Times New Roman"/>
-          <w:b/>
-          <w:bCs/>
-          <w:sz w:val="32"/>
-          <w:szCs w:val="32"/>
-        </w:rPr>
-        <w:t>B. Головна та звичка</w:t>
-      </w:r>
-    </w:p>
-    <w:p>
-      <w:pPr>
-        <w:rPr>
-          <w:rFonts w:ascii="Times New Roman" w:hAnsi="Times New Roman" w:cs="Times New Roman"/>
-          <w:sz w:val="28"/>
-          <w:szCs w:val="28"/>
-        </w:rPr>
-      </w:pPr>
-    </w:p>
-    <w:p>
-      <w:pPr>
-        <w:rPr>
-          <w:rFonts w:ascii="Times New Roman" w:hAnsi="Times New Roman" w:cs="Times New Roman"/>
-          <w:b/>
-          <w:bCs/>
-          <w:sz w:val="28"/>
-          <w:szCs w:val="28"/>
-        </w:rPr>
-      </w:pPr>
-      <w:r>
-        <w:rPr>
-          <w:rFonts w:ascii="Times New Roman" w:hAnsi="Times New Roman" w:cs="Times New Roman"/>
-          <w:b/>
-          <w:bCs/>
-          <w:sz w:val="28"/>
-          <w:szCs w:val="28"/>
-        </w:rPr>
-        <w:t xml:space="preserve">B1. </w:t>
-      </w:r>
-      <w:proofErr w:type="spellStart"/>
-      <w:r>
-        <w:rPr>
-          <w:rFonts w:ascii="Times New Roman" w:hAnsi="Times New Roman" w:cs="Times New Roman"/>
-          <w:b/>
-          <w:bCs/>
-          <w:sz w:val="28"/>
-          <w:szCs w:val="28"/>
-        </w:rPr>
-        <w:t>Dashboard</w:t>
-      </w:r>
-      <w:proofErr w:type="spellEnd"/>
-      <w:r>
-        <w:rPr>
-          <w:rFonts w:ascii="Times New Roman" w:hAnsi="Times New Roman" w:cs="Times New Roman"/>
-          <w:b/>
-          <w:bCs/>
-          <w:sz w:val="28"/>
-          <w:szCs w:val="28"/>
-        </w:rPr>
-        <w:t xml:space="preserve"> (головне вікно)</w:t>
-      </w:r>
-    </w:p>
-    <w:p>
-      <w:pPr>
-        <w:rPr>
-          <w:rFonts w:ascii="Times New Roman" w:hAnsi="Times New Roman" w:cs="Times New Roman"/>
-          <w:sz w:val="28"/>
-          <w:szCs w:val="28"/>
-        </w:rPr>
-      </w:pPr>
-      <w:r>
-        <w:rPr>
-          <w:rFonts w:ascii="Times New Roman" w:hAnsi="Times New Roman" w:cs="Times New Roman"/>
-          <w:sz w:val="28"/>
-          <w:szCs w:val="28"/>
-        </w:rPr>
-        <w:t xml:space="preserve"> • </w:t>
-      </w:r>
-      <w:proofErr w:type="spellStart"/>
-      <w:r>
-        <w:rPr>
-          <w:rFonts w:ascii="Times New Roman" w:hAnsi="Times New Roman" w:cs="Times New Roman"/>
-          <w:sz w:val="28"/>
-          <w:szCs w:val="28"/>
-        </w:rPr>
-        <w:t>Main</w:t>
-      </w:r>
-      <w:proofErr w:type="spellEnd"/>
-      <w:r>
-        <w:rPr>
-          <w:rFonts w:ascii="Times New Roman" w:hAnsi="Times New Roman" w:cs="Times New Roman"/>
-          <w:sz w:val="28"/>
-          <w:szCs w:val="28"/>
-        </w:rPr>
-        <w:t xml:space="preserve"> </w:t>
-      </w:r>
-      <w:proofErr w:type="spellStart"/>
-      <w:r>
-        <w:rPr>
-          <w:rFonts w:ascii="Times New Roman" w:hAnsi="Times New Roman" w:cs="Times New Roman"/>
-          <w:sz w:val="28"/>
-          <w:szCs w:val="28"/>
-        </w:rPr>
-        <w:t>instruction</w:t>
-      </w:r>
-      <w:proofErr w:type="spellEnd"/>
-      <w:r>
-        <w:rPr>
-          <w:rFonts w:ascii="Times New Roman" w:hAnsi="Times New Roman" w:cs="Times New Roman"/>
-          <w:sz w:val="28"/>
-          <w:szCs w:val="28"/>
-        </w:rPr>
-        <w:t>: «</w:t>
-      </w:r>
-      <w:r>
-        <w:rPr>
-          <w:rFonts w:ascii="Times New Roman" w:hAnsi="Times New Roman" w:cs="Times New Roman"/>
-          <w:sz w:val="28"/>
-          <w:szCs w:val="28"/>
-        </w:rPr>
-        <w:t>Мій</w:t>
-      </w:r>
-      <w:r>
-        <w:rPr>
-          <w:rFonts w:ascii="Times New Roman" w:hAnsi="Times New Roman" w:cs="Times New Roman"/>
-          <w:sz w:val="28"/>
-          <w:szCs w:val="28"/>
-        </w:rPr>
-        <w:t xml:space="preserve"> прогрес».</w:t>
-      </w:r>
-    </w:p>
-    <w:p>
-      <w:pPr>
-        <w:rPr>
-          <w:rFonts w:ascii="Times New Roman" w:hAnsi="Times New Roman" w:cs="Times New Roman"/>
-          <w:sz w:val="28"/>
-          <w:szCs w:val="28"/>
-        </w:rPr>
-      </w:pPr>
-      <w:r>
-        <w:rPr>
-          <w:rFonts w:ascii="Times New Roman" w:hAnsi="Times New Roman" w:cs="Times New Roman"/>
-          <w:sz w:val="28"/>
-          <w:szCs w:val="28"/>
-        </w:rPr>
-        <w:t xml:space="preserve"> • Верхній блок:</w:t>
-      </w:r>
-      <w:r>
-        <w:rPr>
-          <w:rFonts w:ascii="Times New Roman" w:hAnsi="Times New Roman" w:cs="Times New Roman"/>
-          <w:sz w:val="28"/>
-          <w:szCs w:val="28"/>
-        </w:rPr>
-        <w:t xml:space="preserve"> л</w:t>
-      </w:r>
-      <w:r>
-        <w:rPr>
-          <w:rFonts w:ascii="Times New Roman" w:hAnsi="Times New Roman" w:cs="Times New Roman"/>
-          <w:sz w:val="28"/>
-          <w:szCs w:val="28"/>
-        </w:rPr>
-        <w:t>ічильник днів без звички</w:t>
-      </w:r>
-      <w:r>
-        <w:rPr>
-          <w:rFonts w:ascii="Times New Roman" w:hAnsi="Times New Roman" w:cs="Times New Roman"/>
-          <w:sz w:val="28"/>
-          <w:szCs w:val="28"/>
-        </w:rPr>
-        <w:t>; с</w:t>
-      </w:r>
-      <w:r>
-        <w:rPr>
-          <w:rFonts w:ascii="Times New Roman" w:hAnsi="Times New Roman" w:cs="Times New Roman"/>
-          <w:sz w:val="28"/>
-          <w:szCs w:val="28"/>
-        </w:rPr>
-        <w:t xml:space="preserve">ерія </w:t>
-      </w:r>
-      <w:proofErr w:type="spellStart"/>
-      <w:r>
-        <w:rPr>
-          <w:rFonts w:ascii="Times New Roman" w:hAnsi="Times New Roman" w:cs="Times New Roman"/>
-          <w:sz w:val="28"/>
-          <w:szCs w:val="28"/>
-        </w:rPr>
-        <w:t>clean</w:t>
-      </w:r>
-      <w:proofErr w:type="spellEnd"/>
-      <w:r>
-        <w:rPr>
-          <w:rFonts w:ascii="Times New Roman" w:hAnsi="Times New Roman" w:cs="Times New Roman"/>
-          <w:sz w:val="28"/>
-          <w:szCs w:val="28"/>
-        </w:rPr>
-        <w:t xml:space="preserve"> </w:t>
-      </w:r>
-      <w:proofErr w:type="spellStart"/>
-      <w:r>
-        <w:rPr>
-          <w:rFonts w:ascii="Times New Roman" w:hAnsi="Times New Roman" w:cs="Times New Roman"/>
-          <w:sz w:val="28"/>
-          <w:szCs w:val="28"/>
-        </w:rPr>
-        <w:t>days</w:t>
-      </w:r>
-      <w:proofErr w:type="spellEnd"/>
-      <w:r>
-        <w:rPr>
-          <w:rFonts w:ascii="Times New Roman" w:hAnsi="Times New Roman" w:cs="Times New Roman"/>
-          <w:sz w:val="28"/>
-          <w:szCs w:val="28"/>
-        </w:rPr>
-        <w:t>.</w:t>
-      </w:r>
-    </w:p>
-    <w:p>
-      <w:pPr>
-        <w:rPr>
-          <w:rFonts w:ascii="Times New Roman" w:hAnsi="Times New Roman" w:cs="Times New Roman"/>
-          <w:sz w:val="28"/>
-          <w:szCs w:val="28"/>
-        </w:rPr>
-      </w:pPr>
-      <w:r>
-        <w:rPr>
-          <w:rFonts w:ascii="Times New Roman" w:hAnsi="Times New Roman" w:cs="Times New Roman"/>
-          <w:sz w:val="28"/>
-          <w:szCs w:val="28"/>
-        </w:rPr>
-        <w:t>• Центральний блок «Мо</w:t>
-      </w:r>
-      <w:r>
-        <w:rPr>
-          <w:rFonts w:ascii="Times New Roman" w:hAnsi="Times New Roman" w:cs="Times New Roman"/>
-          <w:sz w:val="28"/>
-          <w:szCs w:val="28"/>
-        </w:rPr>
-        <w:t>ї</w:t>
-      </w:r>
-      <w:r>
-        <w:rPr>
-          <w:rFonts w:ascii="Times New Roman" w:hAnsi="Times New Roman" w:cs="Times New Roman"/>
-          <w:sz w:val="28"/>
-          <w:szCs w:val="28"/>
-        </w:rPr>
-        <w:t xml:space="preserve"> звичк</w:t>
-      </w:r>
-      <w:r>
-        <w:rPr>
-          <w:rFonts w:ascii="Times New Roman" w:hAnsi="Times New Roman" w:cs="Times New Roman"/>
-          <w:sz w:val="28"/>
-          <w:szCs w:val="28"/>
-        </w:rPr>
-        <w:t>и</w:t>
-      </w:r>
-      <w:r>
-        <w:rPr>
-          <w:rFonts w:ascii="Times New Roman" w:hAnsi="Times New Roman" w:cs="Times New Roman"/>
-          <w:sz w:val="28"/>
-          <w:szCs w:val="28"/>
-        </w:rPr>
-        <w:t>»: Назва, Дата старту, Статус сьогодні.</w:t>
-      </w:r>
-    </w:p>
-    <w:p>
-      <w:pPr>
-        <w:rPr>
-          <w:rFonts w:ascii="Times New Roman" w:hAnsi="Times New Roman" w:cs="Times New Roman"/>
-          <w:sz w:val="28"/>
-          <w:szCs w:val="28"/>
-        </w:rPr>
-      </w:pPr>
-      <w:r>
-        <w:rPr>
-          <w:rFonts w:ascii="Times New Roman" w:hAnsi="Times New Roman" w:cs="Times New Roman"/>
-          <w:sz w:val="28"/>
-          <w:szCs w:val="28"/>
-        </w:rPr>
-        <w:t xml:space="preserve"> • Праворуч «Мотивація»: Цитата дня; Зекономлено: ₴…</w:t>
-      </w:r>
-    </w:p>
-    <w:p>
-      <w:pPr>
-        <w:rPr>
-          <w:rFonts w:ascii="Times New Roman" w:hAnsi="Times New Roman" w:cs="Times New Roman"/>
-          <w:sz w:val="28"/>
-          <w:szCs w:val="28"/>
-        </w:rPr>
-      </w:pPr>
-      <w:r>
-        <w:rPr>
-          <w:rFonts w:ascii="Times New Roman" w:hAnsi="Times New Roman" w:cs="Times New Roman"/>
-          <w:sz w:val="28"/>
-          <w:szCs w:val="28"/>
-        </w:rPr>
-        <w:t xml:space="preserve"> • Кнопки дій: </w:t>
-      </w:r>
-      <w:r>
-        <w:rPr>
-          <w:rFonts w:ascii="Times New Roman" w:hAnsi="Times New Roman" w:cs="Times New Roman"/>
-          <w:sz w:val="28"/>
-          <w:szCs w:val="28"/>
-        </w:rPr>
-        <w:t>Додати звичку</w:t>
-      </w:r>
-      <w:r>
-        <w:rPr>
-          <w:rFonts w:ascii="Times New Roman" w:hAnsi="Times New Roman" w:cs="Times New Roman"/>
-          <w:sz w:val="28"/>
-          <w:szCs w:val="28"/>
-        </w:rPr>
-        <w:t xml:space="preserve"> </w:t>
-      </w:r>
-      <w:r>
-        <w:rPr>
-          <w:rFonts w:ascii="Times New Roman" w:hAnsi="Times New Roman" w:cs="Times New Roman"/>
-          <w:sz w:val="28"/>
-          <w:szCs w:val="28"/>
-        </w:rPr>
-        <w:t xml:space="preserve">→ </w:t>
-      </w:r>
-      <w:r>
-        <w:rPr>
-          <w:rFonts w:ascii="Times New Roman" w:hAnsi="Times New Roman" w:cs="Times New Roman"/>
-          <w:sz w:val="28"/>
-          <w:szCs w:val="28"/>
-        </w:rPr>
-        <w:t xml:space="preserve">В2, </w:t>
-      </w:r>
-      <w:r>
-        <w:rPr>
-          <w:rFonts w:ascii="Times New Roman" w:hAnsi="Times New Roman" w:cs="Times New Roman"/>
-          <w:sz w:val="28"/>
-          <w:szCs w:val="28"/>
-        </w:rPr>
-        <w:t>Додати зрив, SOS-порада.</w:t>
-      </w:r>
-    </w:p>
-    <w:p>
-      <w:pPr>
-        <w:rPr>
-          <w:rFonts w:ascii="Times New Roman" w:hAnsi="Times New Roman" w:cs="Times New Roman"/>
-          <w:sz w:val="28"/>
-          <w:szCs w:val="28"/>
-        </w:rPr>
-      </w:pPr>
-    </w:p>
-    <w:p>
-      <w:pPr>
-        <w:rPr>
-          <w:rFonts w:ascii="Times New Roman" w:hAnsi="Times New Roman" w:cs="Times New Roman"/>
-          <w:sz w:val="28"/>
-          <w:szCs w:val="28"/>
-        </w:rPr>
-      </w:pPr>
-    </w:p>
-    <w:p>
-      <w:pPr>
-        <w:rPr>
-          <w:rFonts w:ascii="Times New Roman" w:hAnsi="Times New Roman" w:cs="Times New Roman"/>
-          <w:sz w:val="28"/>
-          <w:szCs w:val="28"/>
-        </w:rPr>
-      </w:pPr>
-    </w:p>
-    <w:p>
-      <w:pPr>
-        <w:jc w:val="center"/>
-        <w:rPr>
-          <w:rFonts w:ascii="Times New Roman" w:hAnsi="Times New Roman" w:cs="Times New Roman"/>
-          <w:sz w:val="28"/>
-          <w:szCs w:val="28"/>
-        </w:rPr>
-      </w:pPr>
-      <w:r>
-        <w:rPr>
-          <w:noProof/>
-        </w:rPr>
-        <w:drawing>
-          <wp:inline distT="0" distB="0" distL="0" distR="0" wp14:anchorId="6F9EA549" wp14:editId="4D9B87B4">
-            <wp:extent cx="4369435" cy="4788593"/>
-            <wp:effectExtent l="0" t="0" r="0" b="0"/>
-            <wp:docPr id="5" name="Рисунок 5"/>
             <wp:cNvGraphicFramePr>
               <a:graphicFrameLocks xmlns:a="http://schemas.openxmlformats.org/drawingml/2006/main" noChangeAspect="1"/>
             </wp:cNvGraphicFramePr>
@@ -3654,6 +3289,520 @@
                   <pic:spPr>
                     <a:xfrm>
                       <a:off x="0" y="0"/>
+                      <a:ext cx="4505960" cy="4347856"/>
+                    </a:xfrm>
+                    <a:prstGeom prst="rect">
+                      <a:avLst/>
+                    </a:prstGeom>
+                  </pic:spPr>
+                </pic:pic>
+              </a:graphicData>
+            </a:graphic>
+          </wp:inline>
+        </w:drawing>
+      </w:r>
+    </w:p>
+    <w:p>
+      <w:pPr>
+        <w:jc w:val="center"/>
+      </w:pPr>
+    </w:p>
+    <w:p>
+      <w:pPr>
+        <w:jc w:val="center"/>
+      </w:pPr>
+    </w:p>
+    <w:p>
+      <w:pPr>
+        <w:rPr>
+          <w:rFonts w:ascii="Times New Roman" w:hAnsi="Times New Roman" w:cs="Times New Roman"/>
+          <w:b/>
+          <w:bCs/>
+          <w:sz w:val="32"/>
+          <w:szCs w:val="32"/>
+        </w:rPr>
+      </w:pPr>
+    </w:p>
+    <w:p>
+      <w:pPr>
+        <w:rPr>
+          <w:rFonts w:ascii="Times New Roman" w:hAnsi="Times New Roman" w:cs="Times New Roman"/>
+          <w:b/>
+          <w:bCs/>
+          <w:sz w:val="32"/>
+          <w:szCs w:val="32"/>
+        </w:rPr>
+      </w:pPr>
+    </w:p>
+    <w:p>
+      <w:pPr>
+        <w:rPr>
+          <w:rFonts w:ascii="Times New Roman" w:hAnsi="Times New Roman" w:cs="Times New Roman"/>
+          <w:b/>
+          <w:bCs/>
+          <w:sz w:val="32"/>
+          <w:szCs w:val="32"/>
+        </w:rPr>
+      </w:pPr>
+    </w:p>
+    <w:p>
+      <w:pPr>
+        <w:rPr>
+          <w:rFonts w:ascii="Times New Roman" w:hAnsi="Times New Roman" w:cs="Times New Roman"/>
+          <w:b/>
+          <w:bCs/>
+          <w:sz w:val="32"/>
+          <w:szCs w:val="32"/>
+        </w:rPr>
+      </w:pPr>
+    </w:p>
+    <w:p>
+      <w:pPr>
+        <w:rPr>
+          <w:rFonts w:ascii="Times New Roman" w:hAnsi="Times New Roman" w:cs="Times New Roman"/>
+          <w:b/>
+          <w:bCs/>
+          <w:sz w:val="32"/>
+          <w:szCs w:val="32"/>
+        </w:rPr>
+      </w:pPr>
+    </w:p>
+    <w:p>
+      <w:pPr>
+        <w:rPr>
+          <w:rFonts w:ascii="Times New Roman" w:hAnsi="Times New Roman" w:cs="Times New Roman"/>
+          <w:b/>
+          <w:bCs/>
+          <w:sz w:val="32"/>
+          <w:szCs w:val="32"/>
+        </w:rPr>
+      </w:pPr>
+    </w:p>
+    <w:p>
+      <w:pPr>
+        <w:rPr>
+          <w:rFonts w:ascii="Times New Roman" w:hAnsi="Times New Roman" w:cs="Times New Roman"/>
+          <w:b/>
+          <w:bCs/>
+          <w:sz w:val="32"/>
+          <w:szCs w:val="32"/>
+        </w:rPr>
+      </w:pPr>
+    </w:p>
+    <w:p>
+      <w:pPr>
+        <w:rPr>
+          <w:rFonts w:ascii="Times New Roman" w:hAnsi="Times New Roman" w:cs="Times New Roman"/>
+          <w:b/>
+          <w:bCs/>
+          <w:sz w:val="32"/>
+          <w:szCs w:val="32"/>
+        </w:rPr>
+      </w:pPr>
+      <w:r>
+        <w:rPr>
+          <w:rFonts w:ascii="Times New Roman" w:hAnsi="Times New Roman" w:cs="Times New Roman"/>
+          <w:b/>
+          <w:bCs/>
+          <w:sz w:val="32"/>
+          <w:szCs w:val="32"/>
+        </w:rPr>
+        <w:t>B. Головна та звичка</w:t>
+      </w:r>
+    </w:p>
+    <w:p>
+      <w:pPr>
+        <w:rPr>
+          <w:rFonts w:ascii="Times New Roman" w:hAnsi="Times New Roman" w:cs="Times New Roman"/>
+          <w:sz w:val="28"/>
+          <w:szCs w:val="28"/>
+        </w:rPr>
+      </w:pPr>
+    </w:p>
+    <w:p>
+      <w:pPr>
+        <w:rPr>
+          <w:rFonts w:ascii="Times New Roman" w:hAnsi="Times New Roman" w:cs="Times New Roman"/>
+          <w:b/>
+          <w:bCs/>
+          <w:sz w:val="28"/>
+          <w:szCs w:val="28"/>
+        </w:rPr>
+      </w:pPr>
+      <w:r>
+        <w:rPr>
+          <w:rFonts w:ascii="Times New Roman" w:hAnsi="Times New Roman" w:cs="Times New Roman"/>
+          <w:b/>
+          <w:bCs/>
+          <w:sz w:val="28"/>
+          <w:szCs w:val="28"/>
+        </w:rPr>
+        <w:t xml:space="preserve">B1. </w:t>
+      </w:r>
+      <w:proofErr w:type="spellStart"/>
+      <w:r>
+        <w:rPr>
+          <w:rFonts w:ascii="Times New Roman" w:hAnsi="Times New Roman" w:cs="Times New Roman"/>
+          <w:b/>
+          <w:bCs/>
+          <w:sz w:val="28"/>
+          <w:szCs w:val="28"/>
+        </w:rPr>
+        <w:t>Dashboard</w:t>
+      </w:r>
+      <w:proofErr w:type="spellEnd"/>
+      <w:r>
+        <w:rPr>
+          <w:rFonts w:ascii="Times New Roman" w:hAnsi="Times New Roman" w:cs="Times New Roman"/>
+          <w:b/>
+          <w:bCs/>
+          <w:sz w:val="28"/>
+          <w:szCs w:val="28"/>
+        </w:rPr>
+        <w:t xml:space="preserve"> (головне вікно)</w:t>
+      </w:r>
+    </w:p>
+    <w:p>
+      <w:pPr>
+        <w:rPr>
+          <w:rFonts w:ascii="Times New Roman" w:hAnsi="Times New Roman" w:cs="Times New Roman"/>
+          <w:sz w:val="28"/>
+          <w:szCs w:val="28"/>
+        </w:rPr>
+      </w:pPr>
+      <w:r>
+        <w:rPr>
+          <w:rFonts w:ascii="Times New Roman" w:hAnsi="Times New Roman" w:cs="Times New Roman"/>
+          <w:sz w:val="28"/>
+          <w:szCs w:val="28"/>
+        </w:rPr>
+        <w:t xml:space="preserve"> • </w:t>
+      </w:r>
+      <w:proofErr w:type="spellStart"/>
+      <w:r>
+        <w:rPr>
+          <w:rFonts w:ascii="Times New Roman" w:hAnsi="Times New Roman" w:cs="Times New Roman"/>
+          <w:sz w:val="28"/>
+          <w:szCs w:val="28"/>
+        </w:rPr>
+        <w:t>Main</w:t>
+      </w:r>
+      <w:proofErr w:type="spellEnd"/>
+      <w:r>
+        <w:rPr>
+          <w:rFonts w:ascii="Times New Roman" w:hAnsi="Times New Roman" w:cs="Times New Roman"/>
+          <w:sz w:val="28"/>
+          <w:szCs w:val="28"/>
+        </w:rPr>
+        <w:t xml:space="preserve"> </w:t>
+      </w:r>
+      <w:proofErr w:type="spellStart"/>
+      <w:r>
+        <w:rPr>
+          <w:rFonts w:ascii="Times New Roman" w:hAnsi="Times New Roman" w:cs="Times New Roman"/>
+          <w:sz w:val="28"/>
+          <w:szCs w:val="28"/>
+        </w:rPr>
+        <w:t>instruction</w:t>
+      </w:r>
+      <w:proofErr w:type="spellEnd"/>
+      <w:r>
+        <w:rPr>
+          <w:rFonts w:ascii="Times New Roman" w:hAnsi="Times New Roman" w:cs="Times New Roman"/>
+          <w:sz w:val="28"/>
+          <w:szCs w:val="28"/>
+        </w:rPr>
+        <w:t>: «</w:t>
+      </w:r>
+      <w:r>
+        <w:rPr>
+          <w:rFonts w:ascii="Times New Roman" w:hAnsi="Times New Roman" w:cs="Times New Roman"/>
+          <w:sz w:val="28"/>
+          <w:szCs w:val="28"/>
+        </w:rPr>
+        <w:t>Мій</w:t>
+      </w:r>
+      <w:r>
+        <w:rPr>
+          <w:rFonts w:ascii="Times New Roman" w:hAnsi="Times New Roman" w:cs="Times New Roman"/>
+          <w:sz w:val="28"/>
+          <w:szCs w:val="28"/>
+        </w:rPr>
+        <w:t xml:space="preserve"> прогрес».</w:t>
+      </w:r>
+    </w:p>
+    <w:p>
+      <w:pPr>
+        <w:rPr>
+          <w:rFonts w:ascii="Times New Roman" w:hAnsi="Times New Roman" w:cs="Times New Roman"/>
+          <w:sz w:val="28"/>
+          <w:szCs w:val="28"/>
+        </w:rPr>
+      </w:pPr>
+      <w:r>
+        <w:rPr>
+          <w:rFonts w:ascii="Times New Roman" w:hAnsi="Times New Roman" w:cs="Times New Roman"/>
+          <w:sz w:val="28"/>
+          <w:szCs w:val="28"/>
+        </w:rPr>
+        <w:t xml:space="preserve"> • Верхній блок:</w:t>
+      </w:r>
+      <w:r>
+        <w:rPr>
+          <w:rFonts w:ascii="Times New Roman" w:hAnsi="Times New Roman" w:cs="Times New Roman"/>
+          <w:sz w:val="28"/>
+          <w:szCs w:val="28"/>
+        </w:rPr>
+        <w:t xml:space="preserve"> л</w:t>
+      </w:r>
+      <w:r>
+        <w:rPr>
+          <w:rFonts w:ascii="Times New Roman" w:hAnsi="Times New Roman" w:cs="Times New Roman"/>
+          <w:sz w:val="28"/>
+          <w:szCs w:val="28"/>
+        </w:rPr>
+        <w:t>ічильник днів без звички</w:t>
+      </w:r>
+      <w:r>
+        <w:rPr>
+          <w:rFonts w:ascii="Times New Roman" w:hAnsi="Times New Roman" w:cs="Times New Roman"/>
+          <w:sz w:val="28"/>
+          <w:szCs w:val="28"/>
+        </w:rPr>
+        <w:t>; с</w:t>
+      </w:r>
+      <w:r>
+        <w:rPr>
+          <w:rFonts w:ascii="Times New Roman" w:hAnsi="Times New Roman" w:cs="Times New Roman"/>
+          <w:sz w:val="28"/>
+          <w:szCs w:val="28"/>
+        </w:rPr>
+        <w:t xml:space="preserve">ерія </w:t>
+      </w:r>
+      <w:proofErr w:type="spellStart"/>
+      <w:r>
+        <w:rPr>
+          <w:rFonts w:ascii="Times New Roman" w:hAnsi="Times New Roman" w:cs="Times New Roman"/>
+          <w:sz w:val="28"/>
+          <w:szCs w:val="28"/>
+        </w:rPr>
+        <w:t>clean</w:t>
+      </w:r>
+      <w:proofErr w:type="spellEnd"/>
+      <w:r>
+        <w:rPr>
+          <w:rFonts w:ascii="Times New Roman" w:hAnsi="Times New Roman" w:cs="Times New Roman"/>
+          <w:sz w:val="28"/>
+          <w:szCs w:val="28"/>
+        </w:rPr>
+        <w:t xml:space="preserve"> </w:t>
+      </w:r>
+      <w:proofErr w:type="spellStart"/>
+      <w:r>
+        <w:rPr>
+          <w:rFonts w:ascii="Times New Roman" w:hAnsi="Times New Roman" w:cs="Times New Roman"/>
+          <w:sz w:val="28"/>
+          <w:szCs w:val="28"/>
+        </w:rPr>
+        <w:t>days</w:t>
+      </w:r>
+      <w:proofErr w:type="spellEnd"/>
+      <w:r>
+        <w:rPr>
+          <w:rFonts w:ascii="Times New Roman" w:hAnsi="Times New Roman" w:cs="Times New Roman"/>
+          <w:sz w:val="28"/>
+          <w:szCs w:val="28"/>
+        </w:rPr>
+        <w:t>.</w:t>
+      </w:r>
+    </w:p>
+    <w:p>
+      <w:pPr>
+        <w:rPr>
+          <w:rFonts w:ascii="Times New Roman" w:hAnsi="Times New Roman" w:cs="Times New Roman"/>
+          <w:sz w:val="28"/>
+          <w:szCs w:val="28"/>
+        </w:rPr>
+      </w:pPr>
+      <w:r>
+        <w:rPr>
+          <w:rFonts w:ascii="Times New Roman" w:hAnsi="Times New Roman" w:cs="Times New Roman"/>
+          <w:sz w:val="28"/>
+          <w:szCs w:val="28"/>
+        </w:rPr>
+        <w:t>• Центральний блок «Мо</w:t>
+      </w:r>
+      <w:r>
+        <w:rPr>
+          <w:rFonts w:ascii="Times New Roman" w:hAnsi="Times New Roman" w:cs="Times New Roman"/>
+          <w:sz w:val="28"/>
+          <w:szCs w:val="28"/>
+        </w:rPr>
+        <w:t>ї</w:t>
+      </w:r>
+      <w:r>
+        <w:rPr>
+          <w:rFonts w:ascii="Times New Roman" w:hAnsi="Times New Roman" w:cs="Times New Roman"/>
+          <w:sz w:val="28"/>
+          <w:szCs w:val="28"/>
+        </w:rPr>
+        <w:t xml:space="preserve"> звичк</w:t>
+      </w:r>
+      <w:r>
+        <w:rPr>
+          <w:rFonts w:ascii="Times New Roman" w:hAnsi="Times New Roman" w:cs="Times New Roman"/>
+          <w:sz w:val="28"/>
+          <w:szCs w:val="28"/>
+        </w:rPr>
+        <w:t>и</w:t>
+      </w:r>
+      <w:r>
+        <w:rPr>
+          <w:rFonts w:ascii="Times New Roman" w:hAnsi="Times New Roman" w:cs="Times New Roman"/>
+          <w:sz w:val="28"/>
+          <w:szCs w:val="28"/>
+        </w:rPr>
+        <w:t>»: Назва, Дата старту, Статус сьогодні.</w:t>
+      </w:r>
+    </w:p>
+    <w:p>
+      <w:pPr>
+        <w:rPr>
+          <w:rFonts w:ascii="Times New Roman" w:hAnsi="Times New Roman" w:cs="Times New Roman"/>
+          <w:sz w:val="28"/>
+          <w:szCs w:val="28"/>
+        </w:rPr>
+      </w:pPr>
+      <w:r>
+        <w:rPr>
+          <w:rFonts w:ascii="Times New Roman" w:hAnsi="Times New Roman" w:cs="Times New Roman"/>
+          <w:sz w:val="28"/>
+          <w:szCs w:val="28"/>
+        </w:rPr>
+        <w:t xml:space="preserve"> • Праворуч «Мотивація»: Цитата дня; Зекономлено: ₴…</w:t>
+      </w:r>
+    </w:p>
+    <w:p>
+      <w:pPr>
+        <w:rPr>
+          <w:rFonts w:ascii="Times New Roman" w:hAnsi="Times New Roman" w:cs="Times New Roman"/>
+          <w:sz w:val="28"/>
+          <w:szCs w:val="28"/>
+        </w:rPr>
+      </w:pPr>
+      <w:r>
+        <w:rPr>
+          <w:rFonts w:ascii="Times New Roman" w:hAnsi="Times New Roman" w:cs="Times New Roman"/>
+          <w:sz w:val="28"/>
+          <w:szCs w:val="28"/>
+        </w:rPr>
+        <w:t xml:space="preserve"> • Кнопки дій: </w:t>
+      </w:r>
+      <w:r>
+        <w:rPr>
+          <w:rFonts w:ascii="Times New Roman" w:hAnsi="Times New Roman" w:cs="Times New Roman"/>
+          <w:sz w:val="28"/>
+          <w:szCs w:val="28"/>
+        </w:rPr>
+        <w:t>Додати звичку</w:t>
+      </w:r>
+      <w:r>
+        <w:rPr>
+          <w:rFonts w:ascii="Times New Roman" w:hAnsi="Times New Roman" w:cs="Times New Roman"/>
+          <w:sz w:val="28"/>
+          <w:szCs w:val="28"/>
+        </w:rPr>
+        <w:t xml:space="preserve"> </w:t>
+      </w:r>
+      <w:r>
+        <w:rPr>
+          <w:rFonts w:ascii="Times New Roman" w:hAnsi="Times New Roman" w:cs="Times New Roman"/>
+          <w:sz w:val="28"/>
+          <w:szCs w:val="28"/>
+        </w:rPr>
+        <w:t xml:space="preserve">→ </w:t>
+      </w:r>
+      <w:r>
+        <w:rPr>
+          <w:rFonts w:ascii="Times New Roman" w:hAnsi="Times New Roman" w:cs="Times New Roman"/>
+          <w:sz w:val="28"/>
+          <w:szCs w:val="28"/>
+        </w:rPr>
+        <w:t xml:space="preserve">В2, </w:t>
+      </w:r>
+      <w:r>
+        <w:rPr>
+          <w:rFonts w:ascii="Times New Roman" w:hAnsi="Times New Roman" w:cs="Times New Roman"/>
+          <w:sz w:val="28"/>
+          <w:szCs w:val="28"/>
+        </w:rPr>
+        <w:t>Додати зрив, SOS-порада.</w:t>
+      </w:r>
+    </w:p>
+    <w:p>
+      <w:pPr>
+        <w:rPr>
+          <w:rFonts w:ascii="Times New Roman" w:hAnsi="Times New Roman" w:cs="Times New Roman"/>
+          <w:sz w:val="28"/>
+          <w:szCs w:val="28"/>
+        </w:rPr>
+      </w:pPr>
+    </w:p>
+    <w:p>
+      <w:pPr>
+        <w:rPr>
+          <w:rFonts w:ascii="Times New Roman" w:hAnsi="Times New Roman" w:cs="Times New Roman"/>
+          <w:sz w:val="28"/>
+          <w:szCs w:val="28"/>
+        </w:rPr>
+      </w:pPr>
+    </w:p>
+    <w:p>
+      <w:pPr>
+        <w:rPr>
+          <w:rFonts w:ascii="Times New Roman" w:hAnsi="Times New Roman" w:cs="Times New Roman"/>
+          <w:sz w:val="28"/>
+          <w:szCs w:val="28"/>
+        </w:rPr>
+      </w:pPr>
+    </w:p>
+    <w:p>
+      <w:pPr>
+        <w:jc w:val="center"/>
+        <w:rPr>
+          <w:rFonts w:ascii="Times New Roman" w:hAnsi="Times New Roman" w:cs="Times New Roman"/>
+          <w:sz w:val="28"/>
+          <w:szCs w:val="28"/>
+        </w:rPr>
+      </w:pPr>
+      <w:r>
+        <w:rPr>
+          <w:noProof/>
+        </w:rPr>
+        <w:drawing>
+          <wp:inline distT="0" distB="0" distL="0" distR="0" wp14:anchorId="6F9EA549" wp14:editId="4D9B87B4">
+            <wp:extent cx="4369435" cy="4788593"/>
+            <wp:effectExtent l="0" t="0" r="0" b="0"/>
+            <wp:docPr id="5" name="Рисунок 5"/>
+            <wp:cNvGraphicFramePr>
+              <a:graphicFrameLocks xmlns:a="http://schemas.openxmlformats.org/drawingml/2006/main" noChangeAspect="1"/>
+            </wp:cNvGraphicFramePr>
+            <a:graphic xmlns:a="http://schemas.openxmlformats.org/drawingml/2006/main">
+              <a:graphicData uri="http://schemas.openxmlformats.org/drawingml/2006/picture">
+                <pic:pic xmlns:pic="http://schemas.openxmlformats.org/drawingml/2006/picture">
+                  <pic:nvPicPr>
+                    <pic:cNvPr id="1" name=""/>
+                    <pic:cNvPicPr/>
+                  </pic:nvPicPr>
+                  <pic:blipFill>
+                    <a:blip r:embed="rId9"/>
+                    <a:stretch>
+                      <a:fillRect/>
+                    </a:stretch>
+                  </pic:blipFill>
+                  <pic:spPr>
+                    <a:xfrm>
+                      <a:off x="0" y="0"/>
                       <a:ext cx="4375654" cy="4795408"/>
                     </a:xfrm>
                     <a:prstGeom prst="rect">
@@ -3897,7 +4046,7 @@
                     <pic:cNvPicPr/>
                   </pic:nvPicPr>
                   <pic:blipFill rotWithShape="1">
-                    <a:blip r:embed="rId9"/>
+                    <a:blip r:embed="rId10"/>
                     <a:srcRect b="18889"/>
                     <a:stretch/>
                   </pic:blipFill>
@@ -4206,7 +4355,7 @@
                     <pic:cNvPicPr/>
                   </pic:nvPicPr>
                   <pic:blipFill>
-                    <a:blip r:embed="rId10"/>
+                    <a:blip r:embed="rId11"/>
                     <a:stretch>
                       <a:fillRect/>
                     </a:stretch>
@@ -4409,7 +4558,7 @@
                     <pic:cNvPicPr/>
                   </pic:nvPicPr>
                   <pic:blipFill rotWithShape="1">
-                    <a:blip r:embed="rId11"/>
+                    <a:blip r:embed="rId12"/>
                     <a:srcRect l="1307" t="1215"/>
                     <a:stretch/>
                   </pic:blipFill>
@@ -4595,7 +4744,7 @@
                     <pic:cNvPicPr/>
                   </pic:nvPicPr>
                   <pic:blipFill>
-                    <a:blip r:embed="rId12"/>
+                    <a:blip r:embed="rId13"/>
                     <a:stretch>
                       <a:fillRect/>
                     </a:stretch>
@@ -4951,7 +5100,7 @@
                     <pic:cNvPicPr/>
                   </pic:nvPicPr>
                   <pic:blipFill>
-                    <a:blip r:embed="rId13">
+                    <a:blip r:embed="rId14">
                       <a:extLst>
                         <a:ext uri="{28A0092B-C50C-407E-A947-70E740481C1C}">
                           <a14:useLocalDpi xmlns:a14="http://schemas.microsoft.com/office/drawing/2010/main" val="0"/>
@@ -5242,7 +5391,7 @@
                     <pic:cNvPicPr/>
                   </pic:nvPicPr>
                   <pic:blipFill>
-                    <a:blip r:embed="rId14"/>
+                    <a:blip r:embed="rId15"/>
                     <a:stretch>
                       <a:fillRect/>
                     </a:stretch>
@@ -5281,211 +5430,6 @@
             <wp:extent cx="4401579" cy="2952750"/>
             <wp:effectExtent l="0" t="0" r="0" b="0"/>
             <wp:docPr id="27" name="Рисунок 27"/>
-            <wp:cNvGraphicFramePr>
-              <a:graphicFrameLocks xmlns:a="http://schemas.openxmlformats.org/drawingml/2006/main" noChangeAspect="1"/>
-            </wp:cNvGraphicFramePr>
-            <a:graphic xmlns:a="http://schemas.openxmlformats.org/drawingml/2006/main">
-              <a:graphicData uri="http://schemas.openxmlformats.org/drawingml/2006/picture">
-                <pic:pic xmlns:pic="http://schemas.openxmlformats.org/drawingml/2006/picture">
-                  <pic:nvPicPr>
-                    <pic:cNvPr id="1" name=""/>
-                    <pic:cNvPicPr/>
-                  </pic:nvPicPr>
-                  <pic:blipFill>
-                    <a:blip r:embed="rId15"/>
-                    <a:stretch>
-                      <a:fillRect/>
-                    </a:stretch>
-                  </pic:blipFill>
-                  <pic:spPr>
-                    <a:xfrm>
-                      <a:off x="0" y="0"/>
-                      <a:ext cx="4410996" cy="2959067"/>
-                    </a:xfrm>
-                    <a:prstGeom prst="rect">
-                      <a:avLst/>
-                    </a:prstGeom>
-                  </pic:spPr>
-                </pic:pic>
-              </a:graphicData>
-            </a:graphic>
-          </wp:inline>
-        </w:drawing>
-      </w:r>
-    </w:p>
-    <w:p>
-      <w:pPr>
-        <w:rPr>
-          <w:rFonts w:ascii="Times New Roman" w:hAnsi="Times New Roman" w:cs="Times New Roman"/>
-          <w:sz w:val="28"/>
-          <w:szCs w:val="28"/>
-        </w:rPr>
-      </w:pPr>
-    </w:p>
-    <w:p>
-      <w:pPr>
-        <w:rPr>
-          <w:rFonts w:ascii="Times New Roman" w:hAnsi="Times New Roman" w:cs="Times New Roman"/>
-          <w:b/>
-          <w:bCs/>
-          <w:sz w:val="32"/>
-          <w:szCs w:val="32"/>
-        </w:rPr>
-      </w:pPr>
-      <w:r>
-        <w:rPr>
-          <w:rFonts w:ascii="Times New Roman" w:hAnsi="Times New Roman" w:cs="Times New Roman"/>
-          <w:b/>
-          <w:bCs/>
-          <w:sz w:val="32"/>
-          <w:szCs w:val="32"/>
-        </w:rPr>
-        <w:t>E. Мотивація та SOS</w:t>
-      </w:r>
-    </w:p>
-    <w:p>
-      <w:pPr>
-        <w:rPr>
-          <w:rFonts w:ascii="Times New Roman" w:hAnsi="Times New Roman" w:cs="Times New Roman"/>
-          <w:sz w:val="28"/>
-          <w:szCs w:val="28"/>
-        </w:rPr>
-      </w:pPr>
-    </w:p>
-    <w:p>
-      <w:pPr>
-        <w:rPr>
-          <w:rFonts w:ascii="Times New Roman" w:hAnsi="Times New Roman" w:cs="Times New Roman"/>
-          <w:b/>
-          <w:bCs/>
-          <w:sz w:val="28"/>
-          <w:szCs w:val="28"/>
-        </w:rPr>
-      </w:pPr>
-      <w:r>
-        <w:rPr>
-          <w:rFonts w:ascii="Times New Roman" w:hAnsi="Times New Roman" w:cs="Times New Roman"/>
-          <w:b/>
-          <w:bCs/>
-          <w:sz w:val="28"/>
-          <w:szCs w:val="28"/>
-        </w:rPr>
-        <w:t>E1. Мотивація (сторінка/панель)</w:t>
-      </w:r>
-    </w:p>
-    <w:p>
-      <w:pPr>
-        <w:rPr>
-          <w:rFonts w:ascii="Times New Roman" w:hAnsi="Times New Roman" w:cs="Times New Roman"/>
-          <w:sz w:val="28"/>
-          <w:szCs w:val="28"/>
-        </w:rPr>
-      </w:pPr>
-      <w:r>
-        <w:rPr>
-          <w:rFonts w:ascii="Times New Roman" w:hAnsi="Times New Roman" w:cs="Times New Roman"/>
-          <w:sz w:val="28"/>
-          <w:szCs w:val="28"/>
-        </w:rPr>
-        <w:t xml:space="preserve"> • </w:t>
-      </w:r>
-      <w:proofErr w:type="spellStart"/>
-      <w:r>
-        <w:rPr>
-          <w:rFonts w:ascii="Times New Roman" w:hAnsi="Times New Roman" w:cs="Times New Roman"/>
-          <w:sz w:val="28"/>
-          <w:szCs w:val="28"/>
-        </w:rPr>
-        <w:t>Main</w:t>
-      </w:r>
-      <w:proofErr w:type="spellEnd"/>
-      <w:r>
-        <w:rPr>
-          <w:rFonts w:ascii="Times New Roman" w:hAnsi="Times New Roman" w:cs="Times New Roman"/>
-          <w:sz w:val="28"/>
-          <w:szCs w:val="28"/>
-        </w:rPr>
-        <w:t xml:space="preserve"> </w:t>
-      </w:r>
-      <w:proofErr w:type="spellStart"/>
-      <w:r>
-        <w:rPr>
-          <w:rFonts w:ascii="Times New Roman" w:hAnsi="Times New Roman" w:cs="Times New Roman"/>
-          <w:sz w:val="28"/>
-          <w:szCs w:val="28"/>
-        </w:rPr>
-        <w:t>instruction</w:t>
-      </w:r>
-      <w:proofErr w:type="spellEnd"/>
-      <w:r>
-        <w:rPr>
-          <w:rFonts w:ascii="Times New Roman" w:hAnsi="Times New Roman" w:cs="Times New Roman"/>
-          <w:sz w:val="28"/>
-          <w:szCs w:val="28"/>
-        </w:rPr>
-        <w:t>: «Знайди підтримку».</w:t>
-      </w:r>
-    </w:p>
-    <w:p>
-      <w:pPr>
-        <w:rPr>
-          <w:rFonts w:ascii="Times New Roman" w:hAnsi="Times New Roman" w:cs="Times New Roman"/>
-          <w:sz w:val="28"/>
-          <w:szCs w:val="28"/>
-        </w:rPr>
-      </w:pPr>
-      <w:r>
-        <w:rPr>
-          <w:rFonts w:ascii="Times New Roman" w:hAnsi="Times New Roman" w:cs="Times New Roman"/>
-          <w:sz w:val="28"/>
-          <w:szCs w:val="28"/>
-        </w:rPr>
-        <w:t xml:space="preserve"> • Вміст: цитата дня; зекономлено (розрахунок).</w:t>
-      </w:r>
-    </w:p>
-    <w:p>
-      <w:pPr>
-        <w:rPr>
-          <w:rFonts w:ascii="Times New Roman" w:hAnsi="Times New Roman" w:cs="Times New Roman"/>
-          <w:sz w:val="28"/>
-          <w:szCs w:val="28"/>
-        </w:rPr>
-      </w:pPr>
-      <w:r>
-        <w:rPr>
-          <w:rFonts w:ascii="Times New Roman" w:hAnsi="Times New Roman" w:cs="Times New Roman"/>
-          <w:sz w:val="28"/>
-          <w:szCs w:val="28"/>
-        </w:rPr>
-        <w:t xml:space="preserve"> • Кнопка: Дивитись усі SOS-поради → E2.</w:t>
-      </w:r>
-    </w:p>
-    <w:p>
-      <w:pPr>
-        <w:rPr>
-          <w:rFonts w:ascii="Times New Roman" w:hAnsi="Times New Roman" w:cs="Times New Roman"/>
-          <w:sz w:val="28"/>
-          <w:szCs w:val="28"/>
-        </w:rPr>
-      </w:pPr>
-    </w:p>
-    <w:p>
-      <w:pPr>
-        <w:rPr>
-          <w:rFonts w:ascii="Times New Roman" w:hAnsi="Times New Roman" w:cs="Times New Roman"/>
-          <w:sz w:val="28"/>
-          <w:szCs w:val="28"/>
-        </w:rPr>
-      </w:pPr>
-      <w:r>
-        <w:rPr>
-          <w:noProof/>
-        </w:rPr>
-        <w:drawing>
-          <wp:inline distT="0" distB="0" distL="0" distR="0" wp14:anchorId="15F983E9" wp14:editId="4C43710F">
-            <wp:extent cx="6645910" cy="4216400"/>
-            <wp:effectExtent l="0" t="0" r="2540" b="0"/>
-            <wp:docPr id="11" name="Рисунок 11"/>
             <wp:cNvGraphicFramePr>
               <a:graphicFrameLocks xmlns:a="http://schemas.openxmlformats.org/drawingml/2006/main" noChangeAspect="1"/>
             </wp:cNvGraphicFramePr>
@@ -5505,7 +5449,7 @@
                   <pic:spPr>
                     <a:xfrm>
                       <a:off x="0" y="0"/>
-                      <a:ext cx="6645910" cy="4216400"/>
+                      <a:ext cx="4410996" cy="2959067"/>
                     </a:xfrm>
                     <a:prstGeom prst="rect">
                       <a:avLst/>
@@ -5533,41 +5477,49 @@
           <w:rFonts w:ascii="Times New Roman" w:hAnsi="Times New Roman" w:cs="Times New Roman"/>
           <w:b/>
           <w:bCs/>
-          <w:sz w:val="28"/>
-          <w:szCs w:val="28"/>
-        </w:rPr>
-      </w:pPr>
-    </w:p>
-    <w:p>
-      <w:pPr>
-        <w:rPr>
-          <w:rFonts w:ascii="Times New Roman" w:hAnsi="Times New Roman" w:cs="Times New Roman"/>
-          <w:b/>
-          <w:bCs/>
-          <w:sz w:val="28"/>
-          <w:szCs w:val="28"/>
-        </w:rPr>
-      </w:pPr>
-    </w:p>
-    <w:p>
-      <w:pPr>
-        <w:rPr>
-          <w:rFonts w:ascii="Times New Roman" w:hAnsi="Times New Roman" w:cs="Times New Roman"/>
-          <w:b/>
-          <w:bCs/>
-          <w:sz w:val="28"/>
-          <w:szCs w:val="28"/>
-        </w:rPr>
-      </w:pPr>
-      <w:r>
-        <w:rPr>
-          <w:rFonts w:ascii="Times New Roman" w:hAnsi="Times New Roman" w:cs="Times New Roman"/>
-          <w:b/>
-          <w:bCs/>
-          <w:sz w:val="28"/>
-          <w:szCs w:val="28"/>
-        </w:rPr>
-        <w:t>E2. SOS-поради — повний список (окреме вікно)</w:t>
+          <w:sz w:val="32"/>
+          <w:szCs w:val="32"/>
+        </w:rPr>
+      </w:pPr>
+      <w:r>
+        <w:rPr>
+          <w:rFonts w:ascii="Times New Roman" w:hAnsi="Times New Roman" w:cs="Times New Roman"/>
+          <w:b/>
+          <w:bCs/>
+          <w:sz w:val="32"/>
+          <w:szCs w:val="32"/>
+        </w:rPr>
+        <w:t>E. Мотивація та SOS</w:t>
+      </w:r>
+    </w:p>
+    <w:p>
+      <w:pPr>
+        <w:rPr>
+          <w:rFonts w:ascii="Times New Roman" w:hAnsi="Times New Roman" w:cs="Times New Roman"/>
+          <w:sz w:val="28"/>
+          <w:szCs w:val="28"/>
+        </w:rPr>
+      </w:pPr>
+    </w:p>
+    <w:p>
+      <w:pPr>
+        <w:rPr>
+          <w:rFonts w:ascii="Times New Roman" w:hAnsi="Times New Roman" w:cs="Times New Roman"/>
+          <w:b/>
+          <w:bCs/>
+          <w:sz w:val="28"/>
+          <w:szCs w:val="28"/>
+        </w:rPr>
+      </w:pPr>
+      <w:r>
+        <w:rPr>
+          <w:rFonts w:ascii="Times New Roman" w:hAnsi="Times New Roman" w:cs="Times New Roman"/>
+          <w:b/>
+          <w:bCs/>
+          <w:sz w:val="28"/>
+          <w:szCs w:val="28"/>
+        </w:rPr>
+        <w:t>E1. Мотивація (сторінка/панель)</w:t>
       </w:r>
     </w:p>
     <w:p>
@@ -5620,41 +5572,41 @@
           <w:sz w:val="28"/>
           <w:szCs w:val="28"/>
         </w:rPr>
-        <w:t>: «Що робити при кризі».</w:t>
-      </w:r>
-    </w:p>
-    <w:p>
-      <w:pPr>
-        <w:rPr>
-          <w:rFonts w:ascii="Times New Roman" w:hAnsi="Times New Roman" w:cs="Times New Roman"/>
-          <w:sz w:val="28"/>
-          <w:szCs w:val="28"/>
-        </w:rPr>
-      </w:pPr>
-      <w:r>
-        <w:rPr>
-          <w:rFonts w:ascii="Times New Roman" w:hAnsi="Times New Roman" w:cs="Times New Roman"/>
-          <w:sz w:val="28"/>
-          <w:szCs w:val="28"/>
-        </w:rPr>
-        <w:t xml:space="preserve"> • Вміст: короткі дії списком (вода, 10 присідань, подзвонити другу…), можливість відмітити «спрацювало/не спрацювало».</w:t>
-      </w:r>
-    </w:p>
-    <w:p>
-      <w:pPr>
-        <w:rPr>
-          <w:rFonts w:ascii="Times New Roman" w:hAnsi="Times New Roman" w:cs="Times New Roman"/>
-          <w:sz w:val="28"/>
-          <w:szCs w:val="28"/>
-        </w:rPr>
-      </w:pPr>
-      <w:r>
-        <w:rPr>
-          <w:rFonts w:ascii="Times New Roman" w:hAnsi="Times New Roman" w:cs="Times New Roman"/>
-          <w:sz w:val="28"/>
-          <w:szCs w:val="28"/>
-        </w:rPr>
-        <w:t xml:space="preserve"> • Кнопки: Закрити.</w:t>
+        <w:t>: «Знайди підтримку».</w:t>
+      </w:r>
+    </w:p>
+    <w:p>
+      <w:pPr>
+        <w:rPr>
+          <w:rFonts w:ascii="Times New Roman" w:hAnsi="Times New Roman" w:cs="Times New Roman"/>
+          <w:sz w:val="28"/>
+          <w:szCs w:val="28"/>
+        </w:rPr>
+      </w:pPr>
+      <w:r>
+        <w:rPr>
+          <w:rFonts w:ascii="Times New Roman" w:hAnsi="Times New Roman" w:cs="Times New Roman"/>
+          <w:sz w:val="28"/>
+          <w:szCs w:val="28"/>
+        </w:rPr>
+        <w:t xml:space="preserve"> • Вміст: цитата дня; зекономлено (розрахунок).</w:t>
+      </w:r>
+    </w:p>
+    <w:p>
+      <w:pPr>
+        <w:rPr>
+          <w:rFonts w:ascii="Times New Roman" w:hAnsi="Times New Roman" w:cs="Times New Roman"/>
+          <w:sz w:val="28"/>
+          <w:szCs w:val="28"/>
+        </w:rPr>
+      </w:pPr>
+      <w:r>
+        <w:rPr>
+          <w:rFonts w:ascii="Times New Roman" w:hAnsi="Times New Roman" w:cs="Times New Roman"/>
+          <w:sz w:val="28"/>
+          <w:szCs w:val="28"/>
+        </w:rPr>
+        <w:t xml:space="preserve"> • Кнопка: Дивитись усі SOS-поради → E2.</w:t>
       </w:r>
     </w:p>
     <w:p>
@@ -5678,12 +5630,11 @@
         <w:rPr>
           <w:noProof/>
         </w:rPr>
-        <w:lastRenderedPageBreak/>
         <w:drawing>
-          <wp:inline distT="0" distB="0" distL="0" distR="0" wp14:anchorId="00D06793" wp14:editId="51320370">
-            <wp:extent cx="6645910" cy="4661535"/>
-            <wp:effectExtent l="0" t="0" r="2540" b="5715"/>
-            <wp:docPr id="12" name="Рисунок 12"/>
+          <wp:inline distT="0" distB="0" distL="0" distR="0" wp14:anchorId="15F983E9" wp14:editId="4C43710F">
+            <wp:extent cx="6645910" cy="4216400"/>
+            <wp:effectExtent l="0" t="0" r="2540" b="0"/>
+            <wp:docPr id="11" name="Рисунок 11"/>
             <wp:cNvGraphicFramePr>
               <a:graphicFrameLocks xmlns:a="http://schemas.openxmlformats.org/drawingml/2006/main" noChangeAspect="1"/>
             </wp:cNvGraphicFramePr>
@@ -5703,6 +5654,204 @@
                   <pic:spPr>
                     <a:xfrm>
                       <a:off x="0" y="0"/>
+                      <a:ext cx="6645910" cy="4216400"/>
+                    </a:xfrm>
+                    <a:prstGeom prst="rect">
+                      <a:avLst/>
+                    </a:prstGeom>
+                  </pic:spPr>
+                </pic:pic>
+              </a:graphicData>
+            </a:graphic>
+          </wp:inline>
+        </w:drawing>
+      </w:r>
+    </w:p>
+    <w:p>
+      <w:pPr>
+        <w:rPr>
+          <w:rFonts w:ascii="Times New Roman" w:hAnsi="Times New Roman" w:cs="Times New Roman"/>
+          <w:sz w:val="28"/>
+          <w:szCs w:val="28"/>
+        </w:rPr>
+      </w:pPr>
+    </w:p>
+    <w:p>
+      <w:pPr>
+        <w:rPr>
+          <w:rFonts w:ascii="Times New Roman" w:hAnsi="Times New Roman" w:cs="Times New Roman"/>
+          <w:b/>
+          <w:bCs/>
+          <w:sz w:val="28"/>
+          <w:szCs w:val="28"/>
+        </w:rPr>
+      </w:pPr>
+    </w:p>
+    <w:p>
+      <w:pPr>
+        <w:rPr>
+          <w:rFonts w:ascii="Times New Roman" w:hAnsi="Times New Roman" w:cs="Times New Roman"/>
+          <w:b/>
+          <w:bCs/>
+          <w:sz w:val="28"/>
+          <w:szCs w:val="28"/>
+        </w:rPr>
+      </w:pPr>
+    </w:p>
+    <w:p>
+      <w:pPr>
+        <w:rPr>
+          <w:rFonts w:ascii="Times New Roman" w:hAnsi="Times New Roman" w:cs="Times New Roman"/>
+          <w:b/>
+          <w:bCs/>
+          <w:sz w:val="28"/>
+          <w:szCs w:val="28"/>
+        </w:rPr>
+      </w:pPr>
+      <w:r>
+        <w:rPr>
+          <w:rFonts w:ascii="Times New Roman" w:hAnsi="Times New Roman" w:cs="Times New Roman"/>
+          <w:b/>
+          <w:bCs/>
+          <w:sz w:val="28"/>
+          <w:szCs w:val="28"/>
+        </w:rPr>
+        <w:t>E2. SOS-поради — повний список (окреме вікно)</w:t>
+      </w:r>
+    </w:p>
+    <w:p>
+      <w:pPr>
+        <w:rPr>
+          <w:rFonts w:ascii="Times New Roman" w:hAnsi="Times New Roman" w:cs="Times New Roman"/>
+          <w:sz w:val="28"/>
+          <w:szCs w:val="28"/>
+        </w:rPr>
+      </w:pPr>
+      <w:r>
+        <w:rPr>
+          <w:rFonts w:ascii="Times New Roman" w:hAnsi="Times New Roman" w:cs="Times New Roman"/>
+          <w:sz w:val="28"/>
+          <w:szCs w:val="28"/>
+        </w:rPr>
+        <w:t xml:space="preserve"> • </w:t>
+      </w:r>
+      <w:proofErr w:type="spellStart"/>
+      <w:r>
+        <w:rPr>
+          <w:rFonts w:ascii="Times New Roman" w:hAnsi="Times New Roman" w:cs="Times New Roman"/>
+          <w:sz w:val="28"/>
+          <w:szCs w:val="28"/>
+        </w:rPr>
+        <w:t>Main</w:t>
+      </w:r>
+      <w:proofErr w:type="spellEnd"/>
+      <w:r>
+        <w:rPr>
+          <w:rFonts w:ascii="Times New Roman" w:hAnsi="Times New Roman" w:cs="Times New Roman"/>
+          <w:sz w:val="28"/>
+          <w:szCs w:val="28"/>
+        </w:rPr>
+        <w:t xml:space="preserve"> </w:t>
+      </w:r>
+      <w:proofErr w:type="spellStart"/>
+      <w:r>
+        <w:rPr>
+          <w:rFonts w:ascii="Times New Roman" w:hAnsi="Times New Roman" w:cs="Times New Roman"/>
+          <w:sz w:val="28"/>
+          <w:szCs w:val="28"/>
+        </w:rPr>
+        <w:t>instruction</w:t>
+      </w:r>
+      <w:proofErr w:type="spellEnd"/>
+      <w:r>
+        <w:rPr>
+          <w:rFonts w:ascii="Times New Roman" w:hAnsi="Times New Roman" w:cs="Times New Roman"/>
+          <w:sz w:val="28"/>
+          <w:szCs w:val="28"/>
+        </w:rPr>
+        <w:t>: «Що робити при кризі».</w:t>
+      </w:r>
+    </w:p>
+    <w:p>
+      <w:pPr>
+        <w:rPr>
+          <w:rFonts w:ascii="Times New Roman" w:hAnsi="Times New Roman" w:cs="Times New Roman"/>
+          <w:sz w:val="28"/>
+          <w:szCs w:val="28"/>
+        </w:rPr>
+      </w:pPr>
+      <w:r>
+        <w:rPr>
+          <w:rFonts w:ascii="Times New Roman" w:hAnsi="Times New Roman" w:cs="Times New Roman"/>
+          <w:sz w:val="28"/>
+          <w:szCs w:val="28"/>
+        </w:rPr>
+        <w:t xml:space="preserve"> • Вміст: короткі дії списком (вода, 10 присідань, подзвонити другу…), можливість відмітити «спрацювало/не спрацювало».</w:t>
+      </w:r>
+    </w:p>
+    <w:p>
+      <w:pPr>
+        <w:rPr>
+          <w:rFonts w:ascii="Times New Roman" w:hAnsi="Times New Roman" w:cs="Times New Roman"/>
+          <w:sz w:val="28"/>
+          <w:szCs w:val="28"/>
+        </w:rPr>
+      </w:pPr>
+      <w:r>
+        <w:rPr>
+          <w:rFonts w:ascii="Times New Roman" w:hAnsi="Times New Roman" w:cs="Times New Roman"/>
+          <w:sz w:val="28"/>
+          <w:szCs w:val="28"/>
+        </w:rPr>
+        <w:t xml:space="preserve"> • Кнопки: Закрити.</w:t>
+      </w:r>
+    </w:p>
+    <w:p>
+      <w:pPr>
+        <w:rPr>
+          <w:rFonts w:ascii="Times New Roman" w:hAnsi="Times New Roman" w:cs="Times New Roman"/>
+          <w:sz w:val="28"/>
+          <w:szCs w:val="28"/>
+        </w:rPr>
+      </w:pPr>
+    </w:p>
+    <w:p>
+      <w:pPr>
+        <w:rPr>
+          <w:rFonts w:ascii="Times New Roman" w:hAnsi="Times New Roman" w:cs="Times New Roman"/>
+          <w:sz w:val="28"/>
+          <w:szCs w:val="28"/>
+        </w:rPr>
+      </w:pPr>
+      <w:r>
+        <w:rPr>
+          <w:noProof/>
+        </w:rPr>
+        <w:lastRenderedPageBreak/>
+        <w:drawing>
+          <wp:inline distT="0" distB="0" distL="0" distR="0" wp14:anchorId="00D06793" wp14:editId="51320370">
+            <wp:extent cx="6645910" cy="4661535"/>
+            <wp:effectExtent l="0" t="0" r="2540" b="5715"/>
+            <wp:docPr id="12" name="Рисунок 12"/>
+            <wp:cNvGraphicFramePr>
+              <a:graphicFrameLocks xmlns:a="http://schemas.openxmlformats.org/drawingml/2006/main" noChangeAspect="1"/>
+            </wp:cNvGraphicFramePr>
+            <a:graphic xmlns:a="http://schemas.openxmlformats.org/drawingml/2006/main">
+              <a:graphicData uri="http://schemas.openxmlformats.org/drawingml/2006/picture">
+                <pic:pic xmlns:pic="http://schemas.openxmlformats.org/drawingml/2006/picture">
+                  <pic:nvPicPr>
+                    <pic:cNvPr id="1" name=""/>
+                    <pic:cNvPicPr/>
+                  </pic:nvPicPr>
+                  <pic:blipFill>
+                    <a:blip r:embed="rId18"/>
+                    <a:stretch>
+                      <a:fillRect/>
+                    </a:stretch>
+                  </pic:blipFill>
+                  <pic:spPr>
+                    <a:xfrm>
+                      <a:off x="0" y="0"/>
                       <a:ext cx="6645910" cy="4661535"/>
                     </a:xfrm>
                     <a:prstGeom prst="rect">
@@ -6034,7 +6183,7 @@
                     <pic:cNvPicPr/>
                   </pic:nvPicPr>
                   <pic:blipFill>
-                    <a:blip r:embed="rId18">
+                    <a:blip r:embed="rId19">
                       <a:extLst>
                         <a:ext uri="{28A0092B-C50C-407E-A947-70E740481C1C}">
                           <a14:useLocalDpi xmlns:a14="http://schemas.microsoft.com/office/drawing/2010/main" val="0"/>
@@ -6308,7 +6457,7 @@
           <w:noProof/>
         </w:rPr>
         <w:drawing>
-          <wp:inline distT="0" distB="0" distL="0" distR="0" wp14:anchorId="45D54B0C" wp14:editId="62BDC1EB">
+          <wp:inline distT="0" distB="0" distL="0" distR="0" wp14:anchorId="45D54B0C" wp14:editId="2D35D9D2">
             <wp:extent cx="3843117" cy="1877786"/>
             <wp:effectExtent l="0" t="0" r="5080" b="1905"/>
             <wp:docPr id="13" name="Рисунок 13"/>
@@ -6323,7 +6472,7 @@
                     <pic:cNvPicPr/>
                   </pic:nvPicPr>
                   <pic:blipFill rotWithShape="1">
-                    <a:blip r:embed="rId19" cstate="print">
+                    <a:blip r:embed="rId20" cstate="print">
                       <a:extLst>
                         <a:ext uri="{28A0092B-C50C-407E-A947-70E740481C1C}">
                           <a14:useLocalDpi xmlns:a14="http://schemas.microsoft.com/office/drawing/2010/main" val="0"/>
@@ -6546,7 +6695,7 @@
                     <pic:cNvPicPr/>
                   </pic:nvPicPr>
                   <pic:blipFill rotWithShape="1">
-                    <a:blip r:embed="rId20">
+                    <a:blip r:embed="rId21">
                       <a:extLst>
                         <a:ext uri="{28A0092B-C50C-407E-A947-70E740481C1C}">
                           <a14:useLocalDpi xmlns:a14="http://schemas.microsoft.com/office/drawing/2010/main" val="0"/>
@@ -6814,7 +6963,7 @@
                     <pic:cNvPicPr/>
                   </pic:nvPicPr>
                   <pic:blipFill>
-                    <a:blip r:embed="rId21">
+                    <a:blip r:embed="rId22">
                       <a:extLst>
                         <a:ext uri="{28A0092B-C50C-407E-A947-70E740481C1C}">
                           <a14:useLocalDpi xmlns:a14="http://schemas.microsoft.com/office/drawing/2010/main" val="0"/>
@@ -7062,7 +7211,7 @@
                     <pic:cNvPicPr/>
                   </pic:nvPicPr>
                   <pic:blipFill>
-                    <a:blip r:embed="rId22"/>
+                    <a:blip r:embed="rId23"/>
                     <a:stretch>
                       <a:fillRect/>
                     </a:stretch>
@@ -7269,7 +7418,7 @@
                     <pic:cNvPicPr/>
                   </pic:nvPicPr>
                   <pic:blipFill rotWithShape="1">
-                    <a:blip r:embed="rId23"/>
+                    <a:blip r:embed="rId24"/>
                     <a:srcRect l="1149"/>
                     <a:stretch/>
                   </pic:blipFill>
@@ -7474,7 +7623,7 @@
                     <pic:cNvPicPr/>
                   </pic:nvPicPr>
                   <pic:blipFill>
-                    <a:blip r:embed="rId24"/>
+                    <a:blip r:embed="rId25"/>
                     <a:stretch>
                       <a:fillRect/>
                     </a:stretch>
@@ -10487,4 +10636,16 @@
     </a:ext>
   </a:extLst>
 </a:theme>
+</file>
+
+<file path=customXml/item1.xml><?xml version="1.0" encoding="utf-8"?>
+<b:Sources xmlns:b="http://schemas.openxmlformats.org/officeDocument/2006/bibliography" xmlns="http://schemas.openxmlformats.org/officeDocument/2006/bibliography" SelectedStyle="/APASixthEditionOfficeOnline.xsl" StyleName="APA" Version="6"/>
+</file>
+
+<file path=customXml/itemProps1.xml><?xml version="1.0" encoding="utf-8"?>
+<ds:datastoreItem xmlns:ds="http://schemas.openxmlformats.org/officeDocument/2006/customXml" ds:itemID="{351E9837-766D-6845-BD2B-AA2B7948D6D8}">
+  <ds:schemaRefs>
+    <ds:schemaRef ds:uri="http://schemas.openxmlformats.org/officeDocument/2006/bibliography"/>
+  </ds:schemaRefs>
+</ds:datastoreItem>
 </file>